--- a/docs/final-delivery/Skill Documentation.docx
+++ b/docs/final-delivery/Skill Documentation.docx
@@ -229,7 +229,7 @@
         <w:t xml:space="preserve">Evidence rule: </w:t>
       </w:r>
       <w:r>
-        <w:t>OVOS-EnMS evidence comes from /home/ubuntu/ovos-llm, with HumanEnerDIA API integration evidence from /home/ubuntu/humanergy.</w:t>
+        <w:t>OVOS-EnMS evidence comes from the separate OVOS-EnMS source repository, with HumanEnerDIA API integration evidence from the HumanEnerDIA production tree.</w:t>
       </w:r>
     </w:p>
     <w:p>
@@ -338,7 +338,7 @@
     </w:p>
     <w:p>
       <w:r>
-        <w:t>The OVOS repository provides a Docker Compose service that exposes the REST bridge on port 5000 and the OVOS messagebus on port 8181. The full-stack HumanEnerDIA release can include an OVOS overlay that builds from ./ovos-stack and joins the enms-network.</w:t>
+        <w:t>The separate OVOS-EnMS repository provides a Docker Compose service that exposes the REST bridge on port 5000 and the OVOS messagebus on port 8181. The HumanEnerDIA production base docker-compose.yml does not define an OVOS service; the full-stack release notes describe an embedded OVOS runtime/skill directory under ovos-stack.</w:t>
       </w:r>
     </w:p>
     <w:p>
@@ -459,7 +459,7 @@
                 <w:b w:val="0"/>
                 <w:sz w:val="17"/>
               </w:rPr>
-              <w:t>/home/ubuntu/ovos-llm/docker-compose.yml</w:t>
+              <w:t>OVOS-EnMS repository: docker-compose.yml</w:t>
             </w:r>
           </w:p>
         </w:tc>
@@ -609,7 +609,7 @@
                 <w:b w:val="0"/>
                 <w:sz w:val="17"/>
               </w:rPr>
-              <w:t>/home/ubuntu/ovos-llm/Dockerfile</w:t>
+              <w:t>OVOS-EnMS repository: Dockerfile</w:t>
             </w:r>
           </w:p>
         </w:tc>
@@ -1649,7 +1649,7 @@
                 <w:b w:val="0"/>
                 <w:sz w:val="17"/>
               </w:rPr>
-              <w:t>/home/ubuntu/ovos-llm/enms-ovos-skill/enms_ovos_skill/lib/api_client.py</w:t>
+              <w:t>OVOS-EnMS repository: enms-ovos-skill/enms_ovos_skill/lib/api_client.py</w:t>
             </w:r>
           </w:p>
         </w:tc>
@@ -1699,7 +1699,7 @@
                 <w:b w:val="0"/>
                 <w:sz w:val="17"/>
               </w:rPr>
-              <w:t>/home/ubuntu/ovos-llm/enms-ovos-skill/enms_ovos_skill/lib/api_client.py</w:t>
+              <w:t>OVOS-EnMS repository: enms-ovos-skill/enms_ovos_skill/lib/api_client.py</w:t>
             </w:r>
           </w:p>
         </w:tc>
@@ -1749,7 +1749,7 @@
                 <w:b w:val="0"/>
                 <w:sz w:val="17"/>
               </w:rPr>
-              <w:t>/home/ubuntu/ovos-llm/enms-ovos-skill/enms_ovos_skill/lib/api_client.py</w:t>
+              <w:t>OVOS-EnMS repository: enms-ovos-skill/enms_ovos_skill/lib/api_client.py</w:t>
             </w:r>
           </w:p>
         </w:tc>
@@ -1799,7 +1799,7 @@
                 <w:b w:val="0"/>
                 <w:sz w:val="17"/>
               </w:rPr>
-              <w:t>/home/ubuntu/ovos-llm/enms-ovos-skill/enms_ovos_skill/lib/api_client.py</w:t>
+              <w:t>OVOS-EnMS repository: enms-ovos-skill/enms_ovos_skill/lib/api_client.py</w:t>
             </w:r>
           </w:p>
         </w:tc>
@@ -1998,40 +1998,6 @@
                 <w:b w:val="0"/>
                 <w:sz w:val="17"/>
               </w:rPr>
-              <w:t>query-service</w:t>
-            </w:r>
-          </w:p>
-        </w:tc>
-        <w:tc>
-          <w:tcPr>
-            <w:tcW w:type="dxa" w:w="5184"/>
-            <w:vAlign w:val="top"/>
-          </w:tcPr>
-          <w:p>
-            <w:r/>
-            <w:r>
-              <w:rPr>
-                <w:b w:val="0"/>
-                <w:sz w:val="17"/>
-              </w:rPr>
-              <w:t>Placeholder only; Docker service exists, healthcheck disabled, and it is excluded from release readiness expectations.</w:t>
-            </w:r>
-          </w:p>
-        </w:tc>
-      </w:tr>
-      <w:tr>
-        <w:tc>
-          <w:tcPr>
-            <w:tcW w:type="dxa" w:w="5184"/>
-            <w:vAlign w:val="top"/>
-          </w:tcPr>
-          <w:p>
-            <w:r/>
-            <w:r>
-              <w:rPr>
-                <w:b w:val="0"/>
-                <w:sz w:val="17"/>
-              </w:rPr>
               <w:t>Runtime verification</w:t>
             </w:r>
           </w:p>
@@ -2066,6 +2032,40 @@
                 <w:b w:val="0"/>
                 <w:sz w:val="17"/>
               </w:rPr>
+              <w:t>OVOS deployment boundary</w:t>
+            </w:r>
+          </w:p>
+        </w:tc>
+        <w:tc>
+          <w:tcPr>
+            <w:tcW w:type="dxa" w:w="5184"/>
+            <w:vAlign w:val="top"/>
+          </w:tcPr>
+          <w:p>
+            <w:r/>
+            <w:r>
+              <w:rPr>
+                <w:b w:val="0"/>
+                <w:sz w:val="17"/>
+              </w:rPr>
+              <w:t>The GitHub production base docker-compose.yml does not define an OVOS service. OVOS-EnMS is documented as a separate source repository and as an embedded component in the full-stack release archive.</w:t>
+            </w:r>
+          </w:p>
+        </w:tc>
+      </w:tr>
+      <w:tr>
+        <w:tc>
+          <w:tcPr>
+            <w:tcW w:type="dxa" w:w="5184"/>
+            <w:vAlign w:val="top"/>
+          </w:tcPr>
+          <w:p>
+            <w:r/>
+            <w:r>
+              <w:rPr>
+                <w:b w:val="0"/>
+                <w:sz w:val="17"/>
+              </w:rPr>
               <w:t>OVOS release artifact</w:t>
             </w:r>
           </w:p>
@@ -2082,7 +2082,7 @@
                 <w:b w:val="0"/>
                 <w:sz w:val="17"/>
               </w:rPr>
-              <w:t>The OVOS source tree may contain local GGUF model files, but release notes state optional GGUF weights are not bundled by default.</w:t>
+              <w:t>Release notes state optional GGUF model weights are not bundled by default.</w:t>
             </w:r>
           </w:p>
         </w:tc>
@@ -2317,7 +2317,7 @@
                 <w:b w:val="0"/>
                 <w:sz w:val="17"/>
               </w:rPr>
-              <w:t>/home/ubuntu/ovos-llm/enms-ovos-skill/bridge/ovos_rest_bridge.py</w:t>
+              <w:t>OVOS-EnMS repository: enms-ovos-skill/bridge/ovos_rest_bridge.py</w:t>
             </w:r>
           </w:p>
         </w:tc>
@@ -2351,7 +2351,7 @@
                 <w:b w:val="0"/>
                 <w:sz w:val="17"/>
               </w:rPr>
-              <w:t>/home/ubuntu/ovos-llm/enms-ovos-skill/enms_ovos_skill/__init__.py</w:t>
+              <w:t>OVOS-EnMS repository: enms-ovos-skill/enms_ovos_skill/__init__.py</w:t>
             </w:r>
           </w:p>
         </w:tc>
@@ -2385,7 +2385,7 @@
                 <w:b w:val="0"/>
                 <w:sz w:val="17"/>
               </w:rPr>
-              <w:t>/home/ubuntu/ovos-llm/enms-ovos-skill/enms_ovos_skill/lib/intent_parser.py; lib/adapt_parser.py; lib/llm_parser.py</w:t>
+              <w:t>OVOS-EnMS repository: enms-ovos-skill/enms_ovos_skill/lib/intent_parser.py; lib/adapt_parser.py; lib/llm_parser.py</w:t>
             </w:r>
           </w:p>
         </w:tc>
@@ -2419,7 +2419,7 @@
                 <w:b w:val="0"/>
                 <w:sz w:val="17"/>
               </w:rPr>
-              <w:t>/home/ubuntu/ovos-llm/enms-ovos-skill/enms_ovos_skill/lib/validator.py</w:t>
+              <w:t>OVOS-EnMS repository: enms-ovos-skill/enms_ovos_skill/lib/validator.py</w:t>
             </w:r>
           </w:p>
         </w:tc>
@@ -2453,7 +2453,7 @@
                 <w:b w:val="0"/>
                 <w:sz w:val="17"/>
               </w:rPr>
-              <w:t>/home/ubuntu/ovos-llm/enms-ovos-skill/enms_ovos_skill/lib/api_client.py</w:t>
+              <w:t>OVOS-EnMS repository: enms-ovos-skill/enms_ovos_skill/lib/api_client.py</w:t>
             </w:r>
           </w:p>
         </w:tc>
@@ -2487,7 +2487,7 @@
                 <w:b w:val="0"/>
                 <w:sz w:val="17"/>
               </w:rPr>
-              <w:t>/home/ubuntu/ovos-llm/enms-ovos-skill/enms_ovos_skill/lib/response_formatter.py</w:t>
+              <w:t>OVOS-EnMS repository: enms-ovos-skill/enms_ovos_skill/lib/response_formatter.py</w:t>
             </w:r>
           </w:p>
         </w:tc>
@@ -2521,7 +2521,7 @@
                 <w:b w:val="0"/>
                 <w:sz w:val="17"/>
               </w:rPr>
-              <w:t>/home/ubuntu/ovos-llm/docker-compose.yml; Dockerfile; enms-ovos-skill/config.yaml.template; settings.docker.json; settingsmeta.yaml</w:t>
+              <w:t>OVOS-EnMS repository: docker-compose.yml; Dockerfile; enms-ovos-skill/config.yaml.template; enms-ovos-skill/settings.docker.json; enms-ovos-skill/settingsmeta.yaml</w:t>
             </w:r>
           </w:p>
         </w:tc>

--- a/docs/final-delivery/Skill Documentation.docx
+++ b/docs/final-delivery/Skill Documentation.docx
@@ -38,13 +38,13 @@
         <w:tblLook w:firstColumn="1" w:firstRow="1" w:lastColumn="0" w:lastRow="0" w:noHBand="0" w:noVBand="1" w:val="04A0"/>
       </w:tblPr>
       <w:tblGrid>
-        <w:gridCol w:w="5184"/>
-        <w:gridCol w:w="5184"/>
+        <w:gridCol w:w="5328"/>
+        <w:gridCol w:w="5328"/>
       </w:tblGrid>
       <w:tr>
         <w:tc>
           <w:tcPr>
-            <w:tcW w:type="dxa" w:w="5184"/>
+            <w:tcW w:type="dxa" w:w="5328"/>
             <w:vAlign w:val="top"/>
             <w:shd w:fill="E2E8F0"/>
           </w:tcPr>
@@ -61,7 +61,7 @@
         </w:tc>
         <w:tc>
           <w:tcPr>
-            <w:tcW w:type="dxa" w:w="5184"/>
+            <w:tcW w:type="dxa" w:w="5328"/>
             <w:vAlign w:val="top"/>
           </w:tcPr>
           <w:p>
@@ -71,7 +71,7 @@
                 <w:b w:val="0"/>
                 <w:sz w:val="17"/>
               </w:rPr>
-              <w:t>1.0</w:t>
+              <w:t>1.1</w:t>
             </w:r>
           </w:p>
         </w:tc>
@@ -79,7 +79,7 @@
       <w:tr>
         <w:tc>
           <w:tcPr>
-            <w:tcW w:type="dxa" w:w="5184"/>
+            <w:tcW w:type="dxa" w:w="5328"/>
             <w:vAlign w:val="top"/>
             <w:shd w:fill="E2E8F0"/>
           </w:tcPr>
@@ -96,7 +96,7 @@
         </w:tc>
         <w:tc>
           <w:tcPr>
-            <w:tcW w:type="dxa" w:w="5184"/>
+            <w:tcW w:type="dxa" w:w="5328"/>
             <w:vAlign w:val="top"/>
           </w:tcPr>
           <w:p>
@@ -106,7 +106,7 @@
                 <w:b w:val="0"/>
                 <w:sz w:val="17"/>
               </w:rPr>
-              <w:t>2026-06-08</w:t>
+              <w:t>2026-06-09</w:t>
             </w:r>
           </w:p>
         </w:tc>
@@ -114,7 +114,7 @@
       <w:tr>
         <w:tc>
           <w:tcPr>
-            <w:tcW w:type="dxa" w:w="5184"/>
+            <w:tcW w:type="dxa" w:w="5328"/>
             <w:vAlign w:val="top"/>
             <w:shd w:fill="E2E8F0"/>
           </w:tcPr>
@@ -131,7 +131,7 @@
         </w:tc>
         <w:tc>
           <w:tcPr>
-            <w:tcW w:type="dxa" w:w="5184"/>
+            <w:tcW w:type="dxa" w:w="5328"/>
             <w:vAlign w:val="top"/>
           </w:tcPr>
           <w:p>
@@ -141,7 +141,7 @@
                 <w:b w:val="0"/>
                 <w:sz w:val="17"/>
               </w:rPr>
-              <w:t>Final delivery documentation package</w:t>
+              <w:t>Final stakeholder-ready documentation package</w:t>
             </w:r>
           </w:p>
         </w:tc>
@@ -149,7 +149,7 @@
       <w:tr>
         <w:tc>
           <w:tcPr>
-            <w:tcW w:type="dxa" w:w="5184"/>
+            <w:tcW w:type="dxa" w:w="5328"/>
             <w:vAlign w:val="top"/>
             <w:shd w:fill="E2E8F0"/>
           </w:tcPr>
@@ -166,7 +166,7 @@
         </w:tc>
         <w:tc>
           <w:tcPr>
-            <w:tcW w:type="dxa" w:w="5184"/>
+            <w:tcW w:type="dxa" w:w="5328"/>
             <w:vAlign w:val="top"/>
           </w:tcPr>
           <w:p>
@@ -184,7 +184,7 @@
       <w:tr>
         <w:tc>
           <w:tcPr>
-            <w:tcW w:type="dxa" w:w="5184"/>
+            <w:tcW w:type="dxa" w:w="5328"/>
             <w:vAlign w:val="top"/>
             <w:shd w:fill="E2E8F0"/>
           </w:tcPr>
@@ -201,7 +201,7 @@
         </w:tc>
         <w:tc>
           <w:tcPr>
-            <w:tcW w:type="dxa" w:w="5184"/>
+            <w:tcW w:type="dxa" w:w="5328"/>
             <w:vAlign w:val="top"/>
           </w:tcPr>
           <w:p>
@@ -226,7 +226,7 @@
         <w:rPr>
           <w:b/>
         </w:rPr>
-        <w:t xml:space="preserve">Evidence rule: </w:t>
+        <w:t xml:space="preserve">Source basis: </w:t>
       </w:r>
       <w:r>
         <w:t>OVOS-EnMS evidence comes from the separate OVOS-EnMS source repository, with HumanEnerDIA API integration evidence from the HumanEnerDIA production tree.</w:t>
@@ -257,52 +257,67 @@
     </w:p>
     <w:p>
       <w:r>
-        <w:t>3. Query Lifecycle</w:t>
+        <w:t>3. Configuration Reference</w:t>
       </w:r>
     </w:p>
     <w:p>
       <w:r>
-        <w:t>4. Supported Intent And Query Families</w:t>
+        <w:t>4. Query Lifecycle</w:t>
       </w:r>
     </w:p>
     <w:p>
       <w:r>
-        <w:t>5. Intent Parsing And Routing</w:t>
+        <w:t>5. Supported Intent And Query Families</w:t>
       </w:r>
     </w:p>
     <w:p>
       <w:r>
-        <w:t>6. Validation And Fuzzy Matching</w:t>
+        <w:t>6. Intent Parsing And Routing</w:t>
       </w:r>
     </w:p>
     <w:p>
       <w:r>
-        <w:t>7. Backend API Client And Adapter Behavior</w:t>
+        <w:t>7. Validation And Fuzzy Matching</w:t>
       </w:r>
     </w:p>
     <w:p>
       <w:r>
-        <w:t>8. Response Formatting</w:t>
+        <w:t>8. Backend API Client And Adapter Behavior</w:t>
       </w:r>
     </w:p>
     <w:p>
       <w:r>
-        <w:t>9. Example Supported Queries</w:t>
+        <w:t>9. Backend Method Mapping</w:t>
       </w:r>
     </w:p>
     <w:p>
       <w:r>
-        <w:t>10. Optional LLM Fallback</w:t>
+        <w:t>10. Response Formatting</w:t>
       </w:r>
     </w:p>
     <w:p>
       <w:r>
-        <w:t>11. Limitations And Assumptions</w:t>
+        <w:t>11. Example Supported Queries</w:t>
       </w:r>
     </w:p>
     <w:p>
       <w:r>
-        <w:t>12. Evidence References</w:t>
+        <w:t>12. Optional LLM Fallback</w:t>
+      </w:r>
+    </w:p>
+    <w:p>
+      <w:r>
+        <w:t>13. Failure Behavior</w:t>
+      </w:r>
+    </w:p>
+    <w:p>
+      <w:r>
+        <w:t>14. Limitations And Assumptions</w:t>
+      </w:r>
+    </w:p>
+    <w:p>
+      <w:r>
+        <w:t>15. Source References</w:t>
       </w:r>
     </w:p>
     <w:p>
@@ -338,7 +353,7 @@
     </w:p>
     <w:p>
       <w:r>
-        <w:t>The separate OVOS-EnMS repository provides a Docker Compose service that exposes the REST bridge on port 5000 and the OVOS messagebus on port 8181. The HumanEnerDIA production base docker-compose.yml does not define an OVOS service; the full-stack release notes describe an embedded OVOS runtime/skill directory under ovos-stack.</w:t>
+        <w:t>The separate OVOS-EnMS repository provides a Docker Compose service that exposes the REST bridge on port 5000 and the OVOS messagebus on port 8181. The HumanEnerDIA production base docker-compose.yml does not define an OVOS service, so production documentation must treat OVOS-EnMS as a companion repository/runtime unless a production overlay is explicitly added and tracked.</w:t>
       </w:r>
     </w:p>
     <w:p>
@@ -354,17 +369,18 @@
         <w:tblLook w:firstColumn="1" w:firstRow="1" w:lastColumn="0" w:lastRow="0" w:noHBand="0" w:noVBand="1" w:val="04A0"/>
       </w:tblPr>
       <w:tblGrid>
-        <w:gridCol w:w="3456"/>
-        <w:gridCol w:w="3456"/>
-        <w:gridCol w:w="3456"/>
+        <w:gridCol w:w="3552"/>
+        <w:gridCol w:w="3552"/>
+        <w:gridCol w:w="3552"/>
       </w:tblGrid>
       <w:tr>
         <w:trPr>
           <w:tblHeader w:val="true"/>
+          <w:cantSplit/>
         </w:trPr>
         <w:tc>
           <w:tcPr>
-            <w:tcW w:type="dxa" w:w="3456"/>
+            <w:tcW w:type="dxa" w:w="3552"/>
             <w:vAlign w:val="top"/>
             <w:shd w:fill="D9EAF7"/>
           </w:tcPr>
@@ -381,7 +397,7 @@
         </w:tc>
         <w:tc>
           <w:tcPr>
-            <w:tcW w:type="dxa" w:w="3456"/>
+            <w:tcW w:type="dxa" w:w="3552"/>
             <w:vAlign w:val="top"/>
             <w:shd w:fill="D9EAF7"/>
           </w:tcPr>
@@ -398,7 +414,7 @@
         </w:tc>
         <w:tc>
           <w:tcPr>
-            <w:tcW w:type="dxa" w:w="3456"/>
+            <w:tcW w:type="dxa" w:w="3552"/>
             <w:vAlign w:val="top"/>
             <w:shd w:fill="D9EAF7"/>
           </w:tcPr>
@@ -415,9 +431,12 @@
         </w:tc>
       </w:tr>
       <w:tr>
+        <w:trPr>
+          <w:cantSplit/>
+        </w:trPr>
         <w:tc>
           <w:tcPr>
-            <w:tcW w:type="dxa" w:w="3456"/>
+            <w:tcW w:type="dxa" w:w="3552"/>
             <w:vAlign w:val="top"/>
           </w:tcPr>
           <w:p>
@@ -433,7 +452,7 @@
         </w:tc>
         <w:tc>
           <w:tcPr>
-            <w:tcW w:type="dxa" w:w="3456"/>
+            <w:tcW w:type="dxa" w:w="3552"/>
             <w:vAlign w:val="top"/>
           </w:tcPr>
           <w:p>
@@ -449,7 +468,7 @@
         </w:tc>
         <w:tc>
           <w:tcPr>
-            <w:tcW w:type="dxa" w:w="3456"/>
+            <w:tcW w:type="dxa" w:w="3552"/>
             <w:vAlign w:val="top"/>
           </w:tcPr>
           <w:p>
@@ -465,9 +484,12 @@
         </w:tc>
       </w:tr>
       <w:tr>
+        <w:trPr>
+          <w:cantSplit/>
+        </w:trPr>
         <w:tc>
           <w:tcPr>
-            <w:tcW w:type="dxa" w:w="3456"/>
+            <w:tcW w:type="dxa" w:w="3552"/>
             <w:vAlign w:val="top"/>
           </w:tcPr>
           <w:p>
@@ -483,7 +505,7 @@
         </w:tc>
         <w:tc>
           <w:tcPr>
-            <w:tcW w:type="dxa" w:w="3456"/>
+            <w:tcW w:type="dxa" w:w="3552"/>
             <w:vAlign w:val="top"/>
           </w:tcPr>
           <w:p>
@@ -499,7 +521,7 @@
         </w:tc>
         <w:tc>
           <w:tcPr>
-            <w:tcW w:type="dxa" w:w="3456"/>
+            <w:tcW w:type="dxa" w:w="3552"/>
             <w:vAlign w:val="top"/>
           </w:tcPr>
           <w:p>
@@ -515,12 +537,18 @@
         </w:tc>
       </w:tr>
       <w:tr>
+        <w:trPr>
+          <w:cantSplit/>
+        </w:trPr>
         <w:tc>
           <w:tcPr>
-            <w:tcW w:type="dxa" w:w="3456"/>
+            <w:tcW w:type="dxa" w:w="3552"/>
             <w:vAlign w:val="top"/>
           </w:tcPr>
           <w:p>
+            <w:pPr>
+              <w:keepNext/>
+            </w:pPr>
             <w:r/>
             <w:r>
               <w:rPr>
@@ -533,10 +561,13 @@
         </w:tc>
         <w:tc>
           <w:tcPr>
-            <w:tcW w:type="dxa" w:w="3456"/>
+            <w:tcW w:type="dxa" w:w="3552"/>
             <w:vAlign w:val="top"/>
           </w:tcPr>
           <w:p>
+            <w:pPr>
+              <w:keepNext/>
+            </w:pPr>
             <w:r/>
             <w:r>
               <w:rPr>
@@ -549,10 +580,13 @@
         </w:tc>
         <w:tc>
           <w:tcPr>
-            <w:tcW w:type="dxa" w:w="3456"/>
+            <w:tcW w:type="dxa" w:w="3552"/>
             <w:vAlign w:val="top"/>
           </w:tcPr>
           <w:p>
+            <w:pPr>
+              <w:keepNext/>
+            </w:pPr>
             <w:r/>
             <w:r>
               <w:rPr>
@@ -565,9 +599,12 @@
         </w:tc>
       </w:tr>
       <w:tr>
+        <w:trPr>
+          <w:cantSplit/>
+        </w:trPr>
         <w:tc>
           <w:tcPr>
-            <w:tcW w:type="dxa" w:w="3456"/>
+            <w:tcW w:type="dxa" w:w="3552"/>
             <w:vAlign w:val="top"/>
           </w:tcPr>
           <w:p>
@@ -583,7 +620,7 @@
         </w:tc>
         <w:tc>
           <w:tcPr>
-            <w:tcW w:type="dxa" w:w="3456"/>
+            <w:tcW w:type="dxa" w:w="3552"/>
             <w:vAlign w:val="top"/>
           </w:tcPr>
           <w:p>
@@ -599,7 +636,7 @@
         </w:tc>
         <w:tc>
           <w:tcPr>
-            <w:tcW w:type="dxa" w:w="3456"/>
+            <w:tcW w:type="dxa" w:w="3552"/>
             <w:vAlign w:val="top"/>
           </w:tcPr>
           <w:p>
@@ -621,6 +658,576 @@
         <w:pStyle w:val="Heading1"/>
       </w:pPr>
       <w:r>
+        <w:t>Configuration Reference</w:t>
+      </w:r>
+    </w:p>
+    <w:p>
+      <w:r>
+        <w:t>The configuration items below are taken from the OVOS-EnMS Dockerfile, Compose file, settings files, bridge, and validator. They are operational settings, not secrets; actual runtime values should still be reviewed in the deployed environment.</w:t>
+      </w:r>
+    </w:p>
+    <w:tbl>
+      <w:tblPr>
+        <w:tblStyle w:val="TableGrid"/>
+        <w:tblW w:type="auto" w:w="0"/>
+        <w:jc w:val="center"/>
+        <w:tblLook w:firstColumn="1" w:firstRow="1" w:lastColumn="0" w:lastRow="0" w:noHBand="0" w:noVBand="1" w:val="04A0"/>
+      </w:tblPr>
+      <w:tblGrid>
+        <w:gridCol w:w="3552"/>
+        <w:gridCol w:w="3552"/>
+        <w:gridCol w:w="3552"/>
+      </w:tblGrid>
+      <w:tr>
+        <w:trPr>
+          <w:tblHeader w:val="true"/>
+          <w:cantSplit/>
+        </w:trPr>
+        <w:tc>
+          <w:tcPr>
+            <w:tcW w:type="dxa" w:w="3552"/>
+            <w:vAlign w:val="top"/>
+            <w:shd w:fill="D9EAF7"/>
+          </w:tcPr>
+          <w:p>
+            <w:r/>
+            <w:r>
+              <w:rPr>
+                <w:b/>
+                <w:sz w:val="17"/>
+              </w:rPr>
+              <w:t>Setting</w:t>
+            </w:r>
+          </w:p>
+        </w:tc>
+        <w:tc>
+          <w:tcPr>
+            <w:tcW w:type="dxa" w:w="3552"/>
+            <w:vAlign w:val="top"/>
+            <w:shd w:fill="D9EAF7"/>
+          </w:tcPr>
+          <w:p>
+            <w:r/>
+            <w:r>
+              <w:rPr>
+                <w:b/>
+                <w:sz w:val="17"/>
+              </w:rPr>
+              <w:t>Location</w:t>
+            </w:r>
+          </w:p>
+        </w:tc>
+        <w:tc>
+          <w:tcPr>
+            <w:tcW w:type="dxa" w:w="3552"/>
+            <w:vAlign w:val="top"/>
+            <w:shd w:fill="D9EAF7"/>
+          </w:tcPr>
+          <w:p>
+            <w:r/>
+            <w:r>
+              <w:rPr>
+                <w:b/>
+                <w:sz w:val="17"/>
+              </w:rPr>
+              <w:t>Purpose</w:t>
+            </w:r>
+          </w:p>
+        </w:tc>
+      </w:tr>
+      <w:tr>
+        <w:trPr>
+          <w:cantSplit/>
+        </w:trPr>
+        <w:tc>
+          <w:tcPr>
+            <w:tcW w:type="dxa" w:w="3552"/>
+            <w:vAlign w:val="top"/>
+          </w:tcPr>
+          <w:p>
+            <w:r/>
+            <w:r>
+              <w:rPr>
+                <w:b w:val="0"/>
+                <w:sz w:val="17"/>
+              </w:rPr>
+              <w:t>ENMS_API_URL</w:t>
+            </w:r>
+          </w:p>
+        </w:tc>
+        <w:tc>
+          <w:tcPr>
+            <w:tcW w:type="dxa" w:w="3552"/>
+            <w:vAlign w:val="top"/>
+          </w:tcPr>
+          <w:p>
+            <w:r/>
+            <w:r>
+              <w:rPr>
+                <w:b w:val="0"/>
+                <w:sz w:val="17"/>
+              </w:rPr>
+              <w:t>Container environment variable</w:t>
+            </w:r>
+          </w:p>
+        </w:tc>
+        <w:tc>
+          <w:tcPr>
+            <w:tcW w:type="dxa" w:w="3552"/>
+            <w:vAlign w:val="top"/>
+          </w:tcPr>
+          <w:p>
+            <w:r/>
+            <w:r>
+              <w:rPr>
+                <w:b w:val="0"/>
+                <w:sz w:val="17"/>
+              </w:rPr>
+              <w:t>Backend API base URL for the OVOS runtime/bridge environment.</w:t>
+            </w:r>
+          </w:p>
+        </w:tc>
+      </w:tr>
+      <w:tr>
+        <w:trPr>
+          <w:cantSplit/>
+        </w:trPr>
+        <w:tc>
+          <w:tcPr>
+            <w:tcW w:type="dxa" w:w="3552"/>
+            <w:vAlign w:val="top"/>
+          </w:tcPr>
+          <w:p>
+            <w:r/>
+            <w:r>
+              <w:rPr>
+                <w:b w:val="0"/>
+                <w:sz w:val="17"/>
+              </w:rPr>
+              <w:t>OVOS_BRIDGE_PORT</w:t>
+            </w:r>
+          </w:p>
+        </w:tc>
+        <w:tc>
+          <w:tcPr>
+            <w:tcW w:type="dxa" w:w="3552"/>
+            <w:vAlign w:val="top"/>
+          </w:tcPr>
+          <w:p>
+            <w:r/>
+            <w:r>
+              <w:rPr>
+                <w:b w:val="0"/>
+                <w:sz w:val="17"/>
+              </w:rPr>
+              <w:t>Container environment variable</w:t>
+            </w:r>
+          </w:p>
+        </w:tc>
+        <w:tc>
+          <w:tcPr>
+            <w:tcW w:type="dxa" w:w="3552"/>
+            <w:vAlign w:val="top"/>
+          </w:tcPr>
+          <w:p>
+            <w:r/>
+            <w:r>
+              <w:rPr>
+                <w:b w:val="0"/>
+                <w:sz w:val="17"/>
+              </w:rPr>
+              <w:t>REST bridge listen port; default 5000.</w:t>
+            </w:r>
+          </w:p>
+        </w:tc>
+      </w:tr>
+      <w:tr>
+        <w:trPr>
+          <w:cantSplit/>
+        </w:trPr>
+        <w:tc>
+          <w:tcPr>
+            <w:tcW w:type="dxa" w:w="3552"/>
+            <w:vAlign w:val="top"/>
+          </w:tcPr>
+          <w:p>
+            <w:r/>
+            <w:r>
+              <w:rPr>
+                <w:b w:val="0"/>
+                <w:sz w:val="17"/>
+              </w:rPr>
+              <w:t>OVOS_MESSAGEBUS_PORT</w:t>
+            </w:r>
+          </w:p>
+        </w:tc>
+        <w:tc>
+          <w:tcPr>
+            <w:tcW w:type="dxa" w:w="3552"/>
+            <w:vAlign w:val="top"/>
+          </w:tcPr>
+          <w:p>
+            <w:r/>
+            <w:r>
+              <w:rPr>
+                <w:b w:val="0"/>
+                <w:sz w:val="17"/>
+              </w:rPr>
+              <w:t>Compose port</w:t>
+            </w:r>
+          </w:p>
+        </w:tc>
+        <w:tc>
+          <w:tcPr>
+            <w:tcW w:type="dxa" w:w="3552"/>
+            <w:vAlign w:val="top"/>
+          </w:tcPr>
+          <w:p>
+            <w:r/>
+            <w:r>
+              <w:rPr>
+                <w:b w:val="0"/>
+                <w:sz w:val="17"/>
+              </w:rPr>
+              <w:t>Messagebus port exposed by OVOS-EnMS Compose; default 8181.</w:t>
+            </w:r>
+          </w:p>
+        </w:tc>
+      </w:tr>
+      <w:tr>
+        <w:trPr>
+          <w:cantSplit/>
+        </w:trPr>
+        <w:tc>
+          <w:tcPr>
+            <w:tcW w:type="dxa" w:w="3552"/>
+            <w:vAlign w:val="top"/>
+          </w:tcPr>
+          <w:p>
+            <w:r/>
+            <w:r>
+              <w:rPr>
+                <w:b w:val="0"/>
+                <w:sz w:val="17"/>
+              </w:rPr>
+              <w:t>STRUCTURED_RESPONSE_GRACE_SECONDS</w:t>
+            </w:r>
+          </w:p>
+        </w:tc>
+        <w:tc>
+          <w:tcPr>
+            <w:tcW w:type="dxa" w:w="3552"/>
+            <w:vAlign w:val="top"/>
+          </w:tcPr>
+          <w:p>
+            <w:r/>
+            <w:r>
+              <w:rPr>
+                <w:b w:val="0"/>
+                <w:sz w:val="17"/>
+              </w:rPr>
+              <w:t>Bridge environment variable</w:t>
+            </w:r>
+          </w:p>
+        </w:tc>
+        <w:tc>
+          <w:tcPr>
+            <w:tcW w:type="dxa" w:w="3552"/>
+            <w:vAlign w:val="top"/>
+          </w:tcPr>
+          <w:p>
+            <w:r/>
+            <w:r>
+              <w:rPr>
+                <w:b w:val="0"/>
+                <w:sz w:val="17"/>
+              </w:rPr>
+              <w:t>Additional wait for structured enms.skill.response payload after speech event.</w:t>
+            </w:r>
+          </w:p>
+        </w:tc>
+      </w:tr>
+      <w:tr>
+        <w:trPr>
+          <w:cantSplit/>
+        </w:trPr>
+        <w:tc>
+          <w:tcPr>
+            <w:tcW w:type="dxa" w:w="3552"/>
+            <w:vAlign w:val="top"/>
+          </w:tcPr>
+          <w:p>
+            <w:r/>
+            <w:r>
+              <w:rPr>
+                <w:b w:val="0"/>
+                <w:sz w:val="17"/>
+              </w:rPr>
+              <w:t>OVOS_TTS_ENABLED</w:t>
+            </w:r>
+          </w:p>
+        </w:tc>
+        <w:tc>
+          <w:tcPr>
+            <w:tcW w:type="dxa" w:w="3552"/>
+            <w:vAlign w:val="top"/>
+          </w:tcPr>
+          <w:p>
+            <w:r/>
+            <w:r>
+              <w:rPr>
+                <w:b w:val="0"/>
+                <w:sz w:val="17"/>
+              </w:rPr>
+              <w:t>Bridge/runtime environment variable</w:t>
+            </w:r>
+          </w:p>
+        </w:tc>
+        <w:tc>
+          <w:tcPr>
+            <w:tcW w:type="dxa" w:w="3552"/>
+            <w:vAlign w:val="top"/>
+          </w:tcPr>
+          <w:p>
+            <w:r/>
+            <w:r>
+              <w:rPr>
+                <w:b w:val="0"/>
+                <w:sz w:val="17"/>
+              </w:rPr>
+              <w:t>Controls TTS behavior in the OVOS runtime.</w:t>
+            </w:r>
+          </w:p>
+        </w:tc>
+      </w:tr>
+      <w:tr>
+        <w:trPr>
+          <w:cantSplit/>
+        </w:trPr>
+        <w:tc>
+          <w:tcPr>
+            <w:tcW w:type="dxa" w:w="3552"/>
+            <w:vAlign w:val="top"/>
+          </w:tcPr>
+          <w:p>
+            <w:r/>
+            <w:r>
+              <w:rPr>
+                <w:b w:val="0"/>
+                <w:sz w:val="17"/>
+              </w:rPr>
+              <w:t>llm_model_path</w:t>
+            </w:r>
+          </w:p>
+        </w:tc>
+        <w:tc>
+          <w:tcPr>
+            <w:tcW w:type="dxa" w:w="3552"/>
+            <w:vAlign w:val="top"/>
+          </w:tcPr>
+          <w:p>
+            <w:r/>
+            <w:r>
+              <w:rPr>
+                <w:b w:val="0"/>
+                <w:sz w:val="17"/>
+              </w:rPr>
+              <w:t>Skill setting</w:t>
+            </w:r>
+          </w:p>
+        </w:tc>
+        <w:tc>
+          <w:tcPr>
+            <w:tcW w:type="dxa" w:w="3552"/>
+            <w:vAlign w:val="top"/>
+          </w:tcPr>
+          <w:p>
+            <w:r/>
+            <w:r>
+              <w:rPr>
+                <w:b w:val="0"/>
+                <w:sz w:val="17"/>
+              </w:rPr>
+              <w:t>Configured GGUF path for optional LLM parser fallback.</w:t>
+            </w:r>
+          </w:p>
+        </w:tc>
+      </w:tr>
+      <w:tr>
+        <w:trPr>
+          <w:cantSplit/>
+        </w:trPr>
+        <w:tc>
+          <w:tcPr>
+            <w:tcW w:type="dxa" w:w="3552"/>
+            <w:vAlign w:val="top"/>
+          </w:tcPr>
+          <w:p>
+            <w:r/>
+            <w:r>
+              <w:rPr>
+                <w:b w:val="0"/>
+                <w:sz w:val="17"/>
+              </w:rPr>
+              <w:t>confidence_threshold</w:t>
+            </w:r>
+          </w:p>
+        </w:tc>
+        <w:tc>
+          <w:tcPr>
+            <w:tcW w:type="dxa" w:w="3552"/>
+            <w:vAlign w:val="top"/>
+          </w:tcPr>
+          <w:p>
+            <w:r/>
+            <w:r>
+              <w:rPr>
+                <w:b w:val="0"/>
+                <w:sz w:val="17"/>
+              </w:rPr>
+              <w:t>Skill/validator setting</w:t>
+            </w:r>
+          </w:p>
+        </w:tc>
+        <w:tc>
+          <w:tcPr>
+            <w:tcW w:type="dxa" w:w="3552"/>
+            <w:vAlign w:val="top"/>
+          </w:tcPr>
+          <w:p>
+            <w:r/>
+            <w:r>
+              <w:rPr>
+                <w:b w:val="0"/>
+                <w:sz w:val="17"/>
+              </w:rPr>
+              <w:t>Minimum confidence for accepted parsed intents; default observed value is 0.85.</w:t>
+            </w:r>
+          </w:p>
+        </w:tc>
+      </w:tr>
+      <w:tr>
+        <w:trPr>
+          <w:cantSplit/>
+        </w:trPr>
+        <w:tc>
+          <w:tcPr>
+            <w:tcW w:type="dxa" w:w="3552"/>
+            <w:vAlign w:val="top"/>
+          </w:tcPr>
+          <w:p>
+            <w:pPr>
+              <w:keepNext/>
+            </w:pPr>
+            <w:r/>
+            <w:r>
+              <w:rPr>
+                <w:b w:val="0"/>
+                <w:sz w:val="17"/>
+              </w:rPr>
+              <w:t>enable_fuzzy_matching</w:t>
+            </w:r>
+          </w:p>
+        </w:tc>
+        <w:tc>
+          <w:tcPr>
+            <w:tcW w:type="dxa" w:w="3552"/>
+            <w:vAlign w:val="top"/>
+          </w:tcPr>
+          <w:p>
+            <w:pPr>
+              <w:keepNext/>
+            </w:pPr>
+            <w:r/>
+            <w:r>
+              <w:rPr>
+                <w:b w:val="0"/>
+                <w:sz w:val="17"/>
+              </w:rPr>
+              <w:t>Skill/validator setting</w:t>
+            </w:r>
+          </w:p>
+        </w:tc>
+        <w:tc>
+          <w:tcPr>
+            <w:tcW w:type="dxa" w:w="3552"/>
+            <w:vAlign w:val="top"/>
+          </w:tcPr>
+          <w:p>
+            <w:pPr>
+              <w:keepNext/>
+            </w:pPr>
+            <w:r/>
+            <w:r>
+              <w:rPr>
+                <w:b w:val="0"/>
+                <w:sz w:val="17"/>
+              </w:rPr>
+              <w:t>Allows fuzzy machine-name matching and suggestions.</w:t>
+            </w:r>
+          </w:p>
+        </w:tc>
+      </w:tr>
+      <w:tr>
+        <w:trPr>
+          <w:cantSplit/>
+        </w:trPr>
+        <w:tc>
+          <w:tcPr>
+            <w:tcW w:type="dxa" w:w="3552"/>
+            <w:vAlign w:val="top"/>
+          </w:tcPr>
+          <w:p>
+            <w:r/>
+            <w:r>
+              <w:rPr>
+                <w:b w:val="0"/>
+                <w:sz w:val="17"/>
+              </w:rPr>
+              <w:t>api_timeout_seconds / api_max_retries</w:t>
+            </w:r>
+          </w:p>
+        </w:tc>
+        <w:tc>
+          <w:tcPr>
+            <w:tcW w:type="dxa" w:w="3552"/>
+            <w:vAlign w:val="top"/>
+          </w:tcPr>
+          <w:p>
+            <w:r/>
+            <w:r>
+              <w:rPr>
+                <w:b w:val="0"/>
+                <w:sz w:val="17"/>
+              </w:rPr>
+              <w:t>Skill settings</w:t>
+            </w:r>
+          </w:p>
+        </w:tc>
+        <w:tc>
+          <w:tcPr>
+            <w:tcW w:type="dxa" w:w="3552"/>
+            <w:vAlign w:val="top"/>
+          </w:tcPr>
+          <w:p>
+            <w:r/>
+            <w:r>
+              <w:rPr>
+                <w:b w:val="0"/>
+                <w:sz w:val="17"/>
+              </w:rPr>
+              <w:t>Backend request timeout and retry behavior.</w:t>
+            </w:r>
+          </w:p>
+        </w:tc>
+      </w:tr>
+    </w:tbl>
+    <w:p/>
+    <w:p>
+      <w:pPr>
+        <w:pStyle w:val="Heading1"/>
+      </w:pPr>
+      <w:r>
         <w:t>Query Lifecycle</w:t>
       </w:r>
     </w:p>
@@ -628,7 +1235,7 @@
       <w:r>
         <w:drawing>
           <wp:inline xmlns:a="http://schemas.openxmlformats.org/drawingml/2006/main" xmlns:pic="http://schemas.openxmlformats.org/drawingml/2006/picture">
-            <wp:extent cx="6126480" cy="3675888"/>
+            <wp:extent cx="6583680" cy="3950208"/>
             <wp:docPr id="1" name="Picture 1"/>
             <wp:cNvGraphicFramePr>
               <a:graphicFrameLocks noChangeAspect="1"/>
@@ -649,7 +1256,7 @@
                   <pic:spPr>
                     <a:xfrm>
                       <a:off x="0" y="0"/>
-                      <a:ext cx="6126480" cy="3675888"/>
+                      <a:ext cx="6583680" cy="3950208"/>
                     </a:xfrm>
                     <a:prstGeom prst="rect"/>
                   </pic:spPr>
@@ -708,16 +1315,17 @@
         <w:tblLook w:firstColumn="1" w:firstRow="1" w:lastColumn="0" w:lastRow="0" w:noHBand="0" w:noVBand="1" w:val="04A0"/>
       </w:tblPr>
       <w:tblGrid>
-        <w:gridCol w:w="5184"/>
-        <w:gridCol w:w="5184"/>
+        <w:gridCol w:w="5328"/>
+        <w:gridCol w:w="5328"/>
       </w:tblGrid>
       <w:tr>
         <w:trPr>
           <w:tblHeader w:val="true"/>
+          <w:cantSplit/>
         </w:trPr>
         <w:tc>
           <w:tcPr>
-            <w:tcW w:type="dxa" w:w="5184"/>
+            <w:tcW w:type="dxa" w:w="5328"/>
             <w:vAlign w:val="top"/>
             <w:shd w:fill="D9EAF7"/>
           </w:tcPr>
@@ -734,7 +1342,7 @@
         </w:tc>
         <w:tc>
           <w:tcPr>
-            <w:tcW w:type="dxa" w:w="5184"/>
+            <w:tcW w:type="dxa" w:w="5328"/>
             <w:vAlign w:val="top"/>
             <w:shd w:fill="D9EAF7"/>
           </w:tcPr>
@@ -751,9 +1359,12 @@
         </w:tc>
       </w:tr>
       <w:tr>
+        <w:trPr>
+          <w:cantSplit/>
+        </w:trPr>
         <w:tc>
           <w:tcPr>
-            <w:tcW w:type="dxa" w:w="5184"/>
+            <w:tcW w:type="dxa" w:w="5328"/>
             <w:vAlign w:val="top"/>
           </w:tcPr>
           <w:p>
@@ -769,7 +1380,7 @@
         </w:tc>
         <w:tc>
           <w:tcPr>
-            <w:tcW w:type="dxa" w:w="5184"/>
+            <w:tcW w:type="dxa" w:w="5328"/>
             <w:vAlign w:val="top"/>
           </w:tcPr>
           <w:p>
@@ -785,9 +1396,12 @@
         </w:tc>
       </w:tr>
       <w:tr>
+        <w:trPr>
+          <w:cantSplit/>
+        </w:trPr>
         <w:tc>
           <w:tcPr>
-            <w:tcW w:type="dxa" w:w="5184"/>
+            <w:tcW w:type="dxa" w:w="5328"/>
             <w:vAlign w:val="top"/>
           </w:tcPr>
           <w:p>
@@ -803,7 +1417,7 @@
         </w:tc>
         <w:tc>
           <w:tcPr>
-            <w:tcW w:type="dxa" w:w="5184"/>
+            <w:tcW w:type="dxa" w:w="5328"/>
             <w:vAlign w:val="top"/>
           </w:tcPr>
           <w:p>
@@ -819,9 +1433,12 @@
         </w:tc>
       </w:tr>
       <w:tr>
+        <w:trPr>
+          <w:cantSplit/>
+        </w:trPr>
         <w:tc>
           <w:tcPr>
-            <w:tcW w:type="dxa" w:w="5184"/>
+            <w:tcW w:type="dxa" w:w="5328"/>
             <w:vAlign w:val="top"/>
           </w:tcPr>
           <w:p>
@@ -837,7 +1454,7 @@
         </w:tc>
         <w:tc>
           <w:tcPr>
-            <w:tcW w:type="dxa" w:w="5184"/>
+            <w:tcW w:type="dxa" w:w="5328"/>
             <w:vAlign w:val="top"/>
           </w:tcPr>
           <w:p>
@@ -853,9 +1470,12 @@
         </w:tc>
       </w:tr>
       <w:tr>
+        <w:trPr>
+          <w:cantSplit/>
+        </w:trPr>
         <w:tc>
           <w:tcPr>
-            <w:tcW w:type="dxa" w:w="5184"/>
+            <w:tcW w:type="dxa" w:w="5328"/>
             <w:vAlign w:val="top"/>
           </w:tcPr>
           <w:p>
@@ -871,7 +1491,7 @@
         </w:tc>
         <w:tc>
           <w:tcPr>
-            <w:tcW w:type="dxa" w:w="5184"/>
+            <w:tcW w:type="dxa" w:w="5328"/>
             <w:vAlign w:val="top"/>
           </w:tcPr>
           <w:p>
@@ -887,9 +1507,12 @@
         </w:tc>
       </w:tr>
       <w:tr>
+        <w:trPr>
+          <w:cantSplit/>
+        </w:trPr>
         <w:tc>
           <w:tcPr>
-            <w:tcW w:type="dxa" w:w="5184"/>
+            <w:tcW w:type="dxa" w:w="5328"/>
             <w:vAlign w:val="top"/>
           </w:tcPr>
           <w:p>
@@ -905,7 +1528,7 @@
         </w:tc>
         <w:tc>
           <w:tcPr>
-            <w:tcW w:type="dxa" w:w="5184"/>
+            <w:tcW w:type="dxa" w:w="5328"/>
             <w:vAlign w:val="top"/>
           </w:tcPr>
           <w:p>
@@ -921,9 +1544,12 @@
         </w:tc>
       </w:tr>
       <w:tr>
+        <w:trPr>
+          <w:cantSplit/>
+        </w:trPr>
         <w:tc>
           <w:tcPr>
-            <w:tcW w:type="dxa" w:w="5184"/>
+            <w:tcW w:type="dxa" w:w="5328"/>
             <w:vAlign w:val="top"/>
           </w:tcPr>
           <w:p>
@@ -939,7 +1565,7 @@
         </w:tc>
         <w:tc>
           <w:tcPr>
-            <w:tcW w:type="dxa" w:w="5184"/>
+            <w:tcW w:type="dxa" w:w="5328"/>
             <w:vAlign w:val="top"/>
           </w:tcPr>
           <w:p>
@@ -955,9 +1581,12 @@
         </w:tc>
       </w:tr>
       <w:tr>
+        <w:trPr>
+          <w:cantSplit/>
+        </w:trPr>
         <w:tc>
           <w:tcPr>
-            <w:tcW w:type="dxa" w:w="5184"/>
+            <w:tcW w:type="dxa" w:w="5328"/>
             <w:vAlign w:val="top"/>
           </w:tcPr>
           <w:p>
@@ -973,7 +1602,7 @@
         </w:tc>
         <w:tc>
           <w:tcPr>
-            <w:tcW w:type="dxa" w:w="5184"/>
+            <w:tcW w:type="dxa" w:w="5328"/>
             <w:vAlign w:val="top"/>
           </w:tcPr>
           <w:p>
@@ -989,9 +1618,12 @@
         </w:tc>
       </w:tr>
       <w:tr>
+        <w:trPr>
+          <w:cantSplit/>
+        </w:trPr>
         <w:tc>
           <w:tcPr>
-            <w:tcW w:type="dxa" w:w="5184"/>
+            <w:tcW w:type="dxa" w:w="5328"/>
             <w:vAlign w:val="top"/>
           </w:tcPr>
           <w:p>
@@ -1007,7 +1639,7 @@
         </w:tc>
         <w:tc>
           <w:tcPr>
-            <w:tcW w:type="dxa" w:w="5184"/>
+            <w:tcW w:type="dxa" w:w="5328"/>
             <w:vAlign w:val="top"/>
           </w:tcPr>
           <w:p>
@@ -1023,9 +1655,12 @@
         </w:tc>
       </w:tr>
       <w:tr>
+        <w:trPr>
+          <w:cantSplit/>
+        </w:trPr>
         <w:tc>
           <w:tcPr>
-            <w:tcW w:type="dxa" w:w="5184"/>
+            <w:tcW w:type="dxa" w:w="5328"/>
             <w:vAlign w:val="top"/>
           </w:tcPr>
           <w:p>
@@ -1041,7 +1676,7 @@
         </w:tc>
         <w:tc>
           <w:tcPr>
-            <w:tcW w:type="dxa" w:w="5184"/>
+            <w:tcW w:type="dxa" w:w="5328"/>
             <w:vAlign w:val="top"/>
           </w:tcPr>
           <w:p>
@@ -1057,9 +1692,12 @@
         </w:tc>
       </w:tr>
       <w:tr>
+        <w:trPr>
+          <w:cantSplit/>
+        </w:trPr>
         <w:tc>
           <w:tcPr>
-            <w:tcW w:type="dxa" w:w="5184"/>
+            <w:tcW w:type="dxa" w:w="5328"/>
             <w:vAlign w:val="top"/>
           </w:tcPr>
           <w:p>
@@ -1075,7 +1713,7 @@
         </w:tc>
         <w:tc>
           <w:tcPr>
-            <w:tcW w:type="dxa" w:w="5184"/>
+            <w:tcW w:type="dxa" w:w="5328"/>
             <w:vAlign w:val="top"/>
           </w:tcPr>
           <w:p>
@@ -1091,9 +1729,12 @@
         </w:tc>
       </w:tr>
       <w:tr>
+        <w:trPr>
+          <w:cantSplit/>
+        </w:trPr>
         <w:tc>
           <w:tcPr>
-            <w:tcW w:type="dxa" w:w="5184"/>
+            <w:tcW w:type="dxa" w:w="5328"/>
             <w:vAlign w:val="top"/>
           </w:tcPr>
           <w:p>
@@ -1109,7 +1750,7 @@
         </w:tc>
         <w:tc>
           <w:tcPr>
-            <w:tcW w:type="dxa" w:w="5184"/>
+            <w:tcW w:type="dxa" w:w="5328"/>
             <w:vAlign w:val="top"/>
           </w:tcPr>
           <w:p>
@@ -1125,9 +1766,12 @@
         </w:tc>
       </w:tr>
       <w:tr>
+        <w:trPr>
+          <w:cantSplit/>
+        </w:trPr>
         <w:tc>
           <w:tcPr>
-            <w:tcW w:type="dxa" w:w="5184"/>
+            <w:tcW w:type="dxa" w:w="5328"/>
             <w:vAlign w:val="top"/>
           </w:tcPr>
           <w:p>
@@ -1143,7 +1787,7 @@
         </w:tc>
         <w:tc>
           <w:tcPr>
-            <w:tcW w:type="dxa" w:w="5184"/>
+            <w:tcW w:type="dxa" w:w="5328"/>
             <w:vAlign w:val="top"/>
           </w:tcPr>
           <w:p>
@@ -1159,9 +1803,12 @@
         </w:tc>
       </w:tr>
       <w:tr>
+        <w:trPr>
+          <w:cantSplit/>
+        </w:trPr>
         <w:tc>
           <w:tcPr>
-            <w:tcW w:type="dxa" w:w="5184"/>
+            <w:tcW w:type="dxa" w:w="5328"/>
             <w:vAlign w:val="top"/>
           </w:tcPr>
           <w:p>
@@ -1177,7 +1824,7 @@
         </w:tc>
         <w:tc>
           <w:tcPr>
-            <w:tcW w:type="dxa" w:w="5184"/>
+            <w:tcW w:type="dxa" w:w="5328"/>
             <w:vAlign w:val="top"/>
           </w:tcPr>
           <w:p>
@@ -1193,12 +1840,18 @@
         </w:tc>
       </w:tr>
       <w:tr>
+        <w:trPr>
+          <w:cantSplit/>
+        </w:trPr>
         <w:tc>
           <w:tcPr>
-            <w:tcW w:type="dxa" w:w="5184"/>
+            <w:tcW w:type="dxa" w:w="5328"/>
             <w:vAlign w:val="top"/>
           </w:tcPr>
           <w:p>
+            <w:pPr>
+              <w:keepNext/>
+            </w:pPr>
             <w:r/>
             <w:r>
               <w:rPr>
@@ -1211,10 +1864,13 @@
         </w:tc>
         <w:tc>
           <w:tcPr>
-            <w:tcW w:type="dxa" w:w="5184"/>
+            <w:tcW w:type="dxa" w:w="5328"/>
             <w:vAlign w:val="top"/>
           </w:tcPr>
           <w:p>
+            <w:pPr>
+              <w:keepNext/>
+            </w:pPr>
             <w:r/>
             <w:r>
               <w:rPr>
@@ -1227,9 +1883,12 @@
         </w:tc>
       </w:tr>
       <w:tr>
+        <w:trPr>
+          <w:cantSplit/>
+        </w:trPr>
         <w:tc>
           <w:tcPr>
-            <w:tcW w:type="dxa" w:w="5184"/>
+            <w:tcW w:type="dxa" w:w="5328"/>
             <w:vAlign w:val="top"/>
           </w:tcPr>
           <w:p>
@@ -1245,7 +1904,7 @@
         </w:tc>
         <w:tc>
           <w:tcPr>
-            <w:tcW w:type="dxa" w:w="5184"/>
+            <w:tcW w:type="dxa" w:w="5328"/>
             <w:vAlign w:val="top"/>
           </w:tcPr>
           <w:p>
@@ -1288,17 +1947,18 @@
         <w:tblLook w:firstColumn="1" w:firstRow="1" w:lastColumn="0" w:lastRow="0" w:noHBand="0" w:noVBand="1" w:val="04A0"/>
       </w:tblPr>
       <w:tblGrid>
-        <w:gridCol w:w="3456"/>
-        <w:gridCol w:w="3456"/>
-        <w:gridCol w:w="3456"/>
+        <w:gridCol w:w="3552"/>
+        <w:gridCol w:w="3552"/>
+        <w:gridCol w:w="3552"/>
       </w:tblGrid>
       <w:tr>
         <w:trPr>
           <w:tblHeader w:val="true"/>
+          <w:cantSplit/>
         </w:trPr>
         <w:tc>
           <w:tcPr>
-            <w:tcW w:type="dxa" w:w="3456"/>
+            <w:tcW w:type="dxa" w:w="3552"/>
             <w:vAlign w:val="top"/>
             <w:shd w:fill="D9EAF7"/>
           </w:tcPr>
@@ -1315,7 +1975,7 @@
         </w:tc>
         <w:tc>
           <w:tcPr>
-            <w:tcW w:type="dxa" w:w="3456"/>
+            <w:tcW w:type="dxa" w:w="3552"/>
             <w:vAlign w:val="top"/>
             <w:shd w:fill="D9EAF7"/>
           </w:tcPr>
@@ -1332,7 +1992,7 @@
         </w:tc>
         <w:tc>
           <w:tcPr>
-            <w:tcW w:type="dxa" w:w="3456"/>
+            <w:tcW w:type="dxa" w:w="3552"/>
             <w:vAlign w:val="top"/>
             <w:shd w:fill="D9EAF7"/>
           </w:tcPr>
@@ -1349,9 +2009,12 @@
         </w:tc>
       </w:tr>
       <w:tr>
+        <w:trPr>
+          <w:cantSplit/>
+        </w:trPr>
         <w:tc>
           <w:tcPr>
-            <w:tcW w:type="dxa" w:w="3456"/>
+            <w:tcW w:type="dxa" w:w="3552"/>
             <w:vAlign w:val="top"/>
           </w:tcPr>
           <w:p>
@@ -1367,7 +2030,7 @@
         </w:tc>
         <w:tc>
           <w:tcPr>
-            <w:tcW w:type="dxa" w:w="3456"/>
+            <w:tcW w:type="dxa" w:w="3552"/>
             <w:vAlign w:val="top"/>
           </w:tcPr>
           <w:p>
@@ -1383,7 +2046,7 @@
         </w:tc>
         <w:tc>
           <w:tcPr>
-            <w:tcW w:type="dxa" w:w="3456"/>
+            <w:tcW w:type="dxa" w:w="3552"/>
             <w:vAlign w:val="top"/>
           </w:tcPr>
           <w:p>
@@ -1399,12 +2062,18 @@
         </w:tc>
       </w:tr>
       <w:tr>
+        <w:trPr>
+          <w:cantSplit/>
+        </w:trPr>
         <w:tc>
           <w:tcPr>
-            <w:tcW w:type="dxa" w:w="3456"/>
+            <w:tcW w:type="dxa" w:w="3552"/>
             <w:vAlign w:val="top"/>
           </w:tcPr>
           <w:p>
+            <w:pPr>
+              <w:keepNext/>
+            </w:pPr>
             <w:r/>
             <w:r>
               <w:rPr>
@@ -1417,10 +2086,13 @@
         </w:tc>
         <w:tc>
           <w:tcPr>
-            <w:tcW w:type="dxa" w:w="3456"/>
+            <w:tcW w:type="dxa" w:w="3552"/>
             <w:vAlign w:val="top"/>
           </w:tcPr>
           <w:p>
+            <w:pPr>
+              <w:keepNext/>
+            </w:pPr>
             <w:r/>
             <w:r>
               <w:rPr>
@@ -1433,10 +2105,13 @@
         </w:tc>
         <w:tc>
           <w:tcPr>
-            <w:tcW w:type="dxa" w:w="3456"/>
+            <w:tcW w:type="dxa" w:w="3552"/>
             <w:vAlign w:val="top"/>
           </w:tcPr>
           <w:p>
+            <w:pPr>
+              <w:keepNext/>
+            </w:pPr>
             <w:r/>
             <w:r>
               <w:rPr>
@@ -1449,9 +2124,12 @@
         </w:tc>
       </w:tr>
       <w:tr>
+        <w:trPr>
+          <w:cantSplit/>
+        </w:trPr>
         <w:tc>
           <w:tcPr>
-            <w:tcW w:type="dxa" w:w="3456"/>
+            <w:tcW w:type="dxa" w:w="3552"/>
             <w:vAlign w:val="top"/>
           </w:tcPr>
           <w:p>
@@ -1467,7 +2145,7 @@
         </w:tc>
         <w:tc>
           <w:tcPr>
-            <w:tcW w:type="dxa" w:w="3456"/>
+            <w:tcW w:type="dxa" w:w="3552"/>
             <w:vAlign w:val="top"/>
           </w:tcPr>
           <w:p>
@@ -1483,7 +2161,7 @@
         </w:tc>
         <w:tc>
           <w:tcPr>
-            <w:tcW w:type="dxa" w:w="3456"/>
+            <w:tcW w:type="dxa" w:w="3552"/>
             <w:vAlign w:val="top"/>
           </w:tcPr>
           <w:p>
@@ -1544,17 +2222,18 @@
         <w:tblLook w:firstColumn="1" w:firstRow="1" w:lastColumn="0" w:lastRow="0" w:noHBand="0" w:noVBand="1" w:val="04A0"/>
       </w:tblPr>
       <w:tblGrid>
-        <w:gridCol w:w="3456"/>
-        <w:gridCol w:w="3456"/>
-        <w:gridCol w:w="3456"/>
+        <w:gridCol w:w="3552"/>
+        <w:gridCol w:w="3552"/>
+        <w:gridCol w:w="3552"/>
       </w:tblGrid>
       <w:tr>
         <w:trPr>
           <w:tblHeader w:val="true"/>
+          <w:cantSplit/>
         </w:trPr>
         <w:tc>
           <w:tcPr>
-            <w:tcW w:type="dxa" w:w="3456"/>
+            <w:tcW w:type="dxa" w:w="3552"/>
             <w:vAlign w:val="top"/>
             <w:shd w:fill="D9EAF7"/>
           </w:tcPr>
@@ -1571,7 +2250,7 @@
         </w:tc>
         <w:tc>
           <w:tcPr>
-            <w:tcW w:type="dxa" w:w="3456"/>
+            <w:tcW w:type="dxa" w:w="3552"/>
             <w:vAlign w:val="top"/>
             <w:shd w:fill="D9EAF7"/>
           </w:tcPr>
@@ -1588,7 +2267,7 @@
         </w:tc>
         <w:tc>
           <w:tcPr>
-            <w:tcW w:type="dxa" w:w="3456"/>
+            <w:tcW w:type="dxa" w:w="3552"/>
             <w:vAlign w:val="top"/>
             <w:shd w:fill="D9EAF7"/>
           </w:tcPr>
@@ -1605,9 +2284,12 @@
         </w:tc>
       </w:tr>
       <w:tr>
+        <w:trPr>
+          <w:cantSplit/>
+        </w:trPr>
         <w:tc>
           <w:tcPr>
-            <w:tcW w:type="dxa" w:w="3456"/>
+            <w:tcW w:type="dxa" w:w="3552"/>
             <w:vAlign w:val="top"/>
           </w:tcPr>
           <w:p>
@@ -1623,7 +2305,7 @@
         </w:tc>
         <w:tc>
           <w:tcPr>
-            <w:tcW w:type="dxa" w:w="3456"/>
+            <w:tcW w:type="dxa" w:w="3552"/>
             <w:vAlign w:val="top"/>
           </w:tcPr>
           <w:p>
@@ -1639,7 +2321,7 @@
         </w:tc>
         <w:tc>
           <w:tcPr>
-            <w:tcW w:type="dxa" w:w="3456"/>
+            <w:tcW w:type="dxa" w:w="3552"/>
             <w:vAlign w:val="top"/>
           </w:tcPr>
           <w:p>
@@ -1655,9 +2337,12 @@
         </w:tc>
       </w:tr>
       <w:tr>
+        <w:trPr>
+          <w:cantSplit/>
+        </w:trPr>
         <w:tc>
           <w:tcPr>
-            <w:tcW w:type="dxa" w:w="3456"/>
+            <w:tcW w:type="dxa" w:w="3552"/>
             <w:vAlign w:val="top"/>
           </w:tcPr>
           <w:p>
@@ -1673,7 +2358,7 @@
         </w:tc>
         <w:tc>
           <w:tcPr>
-            <w:tcW w:type="dxa" w:w="3456"/>
+            <w:tcW w:type="dxa" w:w="3552"/>
             <w:vAlign w:val="top"/>
           </w:tcPr>
           <w:p>
@@ -1689,7 +2374,7 @@
         </w:tc>
         <w:tc>
           <w:tcPr>
-            <w:tcW w:type="dxa" w:w="3456"/>
+            <w:tcW w:type="dxa" w:w="3552"/>
             <w:vAlign w:val="top"/>
           </w:tcPr>
           <w:p>
@@ -1705,12 +2390,18 @@
         </w:tc>
       </w:tr>
       <w:tr>
+        <w:trPr>
+          <w:cantSplit/>
+        </w:trPr>
         <w:tc>
           <w:tcPr>
-            <w:tcW w:type="dxa" w:w="3456"/>
+            <w:tcW w:type="dxa" w:w="3552"/>
             <w:vAlign w:val="top"/>
           </w:tcPr>
           <w:p>
+            <w:pPr>
+              <w:keepNext/>
+            </w:pPr>
             <w:r/>
             <w:r>
               <w:rPr>
@@ -1723,10 +2414,13 @@
         </w:tc>
         <w:tc>
           <w:tcPr>
-            <w:tcW w:type="dxa" w:w="3456"/>
+            <w:tcW w:type="dxa" w:w="3552"/>
             <w:vAlign w:val="top"/>
           </w:tcPr>
           <w:p>
+            <w:pPr>
+              <w:keepNext/>
+            </w:pPr>
             <w:r/>
             <w:r>
               <w:rPr>
@@ -1739,10 +2433,13 @@
         </w:tc>
         <w:tc>
           <w:tcPr>
-            <w:tcW w:type="dxa" w:w="3456"/>
+            <w:tcW w:type="dxa" w:w="3552"/>
             <w:vAlign w:val="top"/>
           </w:tcPr>
           <w:p>
+            <w:pPr>
+              <w:keepNext/>
+            </w:pPr>
             <w:r/>
             <w:r>
               <w:rPr>
@@ -1755,9 +2452,12 @@
         </w:tc>
       </w:tr>
       <w:tr>
+        <w:trPr>
+          <w:cantSplit/>
+        </w:trPr>
         <w:tc>
           <w:tcPr>
-            <w:tcW w:type="dxa" w:w="3456"/>
+            <w:tcW w:type="dxa" w:w="3552"/>
             <w:vAlign w:val="top"/>
           </w:tcPr>
           <w:p>
@@ -1773,7 +2473,7 @@
         </w:tc>
         <w:tc>
           <w:tcPr>
-            <w:tcW w:type="dxa" w:w="3456"/>
+            <w:tcW w:type="dxa" w:w="3552"/>
             <w:vAlign w:val="top"/>
           </w:tcPr>
           <w:p>
@@ -1789,7 +2489,7 @@
         </w:tc>
         <w:tc>
           <w:tcPr>
-            <w:tcW w:type="dxa" w:w="3456"/>
+            <w:tcW w:type="dxa" w:w="3552"/>
             <w:vAlign w:val="top"/>
           </w:tcPr>
           <w:p>
@@ -1800,6 +2500,810 @@
                 <w:sz w:val="17"/>
               </w:rPr>
               <w:t>OVOS-EnMS repository: enms-ovos-skill/enms_ovos_skill/lib/api_client.py</w:t>
+            </w:r>
+          </w:p>
+        </w:tc>
+      </w:tr>
+    </w:tbl>
+    <w:p/>
+    <w:p>
+      <w:pPr>
+        <w:pStyle w:val="Heading1"/>
+      </w:pPr>
+      <w:r>
+        <w:t>Backend Method Mapping</w:t>
+      </w:r>
+    </w:p>
+    <w:p>
+      <w:r>
+        <w:t>This mapping connects natural-language intent families to backend client methods and the HumanEnerDIA-compatible API areas they use. It should be used as an implementation map, not as a promise that every possible natural-language phrasing is accepted.</w:t>
+      </w:r>
+    </w:p>
+    <w:tbl>
+      <w:tblPr>
+        <w:tblStyle w:val="TableGrid"/>
+        <w:tblW w:type="auto" w:w="0"/>
+        <w:jc w:val="center"/>
+        <w:tblLook w:firstColumn="1" w:firstRow="1" w:lastColumn="0" w:lastRow="0" w:noHBand="0" w:noVBand="1" w:val="04A0"/>
+      </w:tblPr>
+      <w:tblGrid>
+        <w:gridCol w:w="2664"/>
+        <w:gridCol w:w="2664"/>
+        <w:gridCol w:w="2664"/>
+        <w:gridCol w:w="2664"/>
+      </w:tblGrid>
+      <w:tr>
+        <w:trPr>
+          <w:tblHeader w:val="true"/>
+          <w:cantSplit/>
+        </w:trPr>
+        <w:tc>
+          <w:tcPr>
+            <w:tcW w:type="dxa" w:w="2664"/>
+            <w:vAlign w:val="top"/>
+            <w:shd w:fill="D9EAF7"/>
+          </w:tcPr>
+          <w:p>
+            <w:r/>
+            <w:r>
+              <w:rPr>
+                <w:b/>
+                <w:sz w:val="17"/>
+              </w:rPr>
+              <w:t>Intent family</w:t>
+            </w:r>
+          </w:p>
+        </w:tc>
+        <w:tc>
+          <w:tcPr>
+            <w:tcW w:type="dxa" w:w="2664"/>
+            <w:vAlign w:val="top"/>
+            <w:shd w:fill="D9EAF7"/>
+          </w:tcPr>
+          <w:p>
+            <w:r/>
+            <w:r>
+              <w:rPr>
+                <w:b/>
+                <w:sz w:val="17"/>
+              </w:rPr>
+              <w:t>Primary backend method(s)</w:t>
+            </w:r>
+          </w:p>
+        </w:tc>
+        <w:tc>
+          <w:tcPr>
+            <w:tcW w:type="dxa" w:w="2664"/>
+            <w:vAlign w:val="top"/>
+            <w:shd w:fill="D9EAF7"/>
+          </w:tcPr>
+          <w:p>
+            <w:r/>
+            <w:r>
+              <w:rPr>
+                <w:b/>
+                <w:sz w:val="17"/>
+              </w:rPr>
+              <w:t>API area</w:t>
+            </w:r>
+          </w:p>
+        </w:tc>
+        <w:tc>
+          <w:tcPr>
+            <w:tcW w:type="dxa" w:w="2664"/>
+            <w:vAlign w:val="top"/>
+            <w:shd w:fill="D9EAF7"/>
+          </w:tcPr>
+          <w:p>
+            <w:r/>
+            <w:r>
+              <w:rPr>
+                <w:b/>
+                <w:sz w:val="17"/>
+              </w:rPr>
+              <w:t>Returned information</w:t>
+            </w:r>
+          </w:p>
+        </w:tc>
+      </w:tr>
+      <w:tr>
+        <w:trPr>
+          <w:cantSplit/>
+        </w:trPr>
+        <w:tc>
+          <w:tcPr>
+            <w:tcW w:type="dxa" w:w="2664"/>
+            <w:vAlign w:val="top"/>
+          </w:tcPr>
+          <w:p>
+            <w:r/>
+            <w:r>
+              <w:rPr>
+                <w:b w:val="0"/>
+                <w:sz w:val="17"/>
+              </w:rPr>
+              <w:t>Factory overview</w:t>
+            </w:r>
+          </w:p>
+        </w:tc>
+        <w:tc>
+          <w:tcPr>
+            <w:tcW w:type="dxa" w:w="2664"/>
+            <w:vAlign w:val="top"/>
+          </w:tcPr>
+          <w:p>
+            <w:r/>
+            <w:r>
+              <w:rPr>
+                <w:b w:val="0"/>
+                <w:sz w:val="17"/>
+              </w:rPr>
+              <w:t>factory_summary</w:t>
+            </w:r>
+          </w:p>
+        </w:tc>
+        <w:tc>
+          <w:tcPr>
+            <w:tcW w:type="dxa" w:w="2664"/>
+            <w:vAlign w:val="top"/>
+          </w:tcPr>
+          <w:p>
+            <w:r/>
+            <w:r>
+              <w:rPr>
+                <w:b w:val="0"/>
+                <w:sz w:val="17"/>
+              </w:rPr>
+              <w:t>/factory/summary</w:t>
+            </w:r>
+          </w:p>
+        </w:tc>
+        <w:tc>
+          <w:tcPr>
+            <w:tcW w:type="dxa" w:w="2664"/>
+            <w:vAlign w:val="top"/>
+          </w:tcPr>
+          <w:p>
+            <w:r/>
+            <w:r>
+              <w:rPr>
+                <w:b w:val="0"/>
+                <w:sz w:val="17"/>
+              </w:rPr>
+              <w:t>Factory-wide status, energy, cost, machine, and anomaly summary.</w:t>
+            </w:r>
+          </w:p>
+        </w:tc>
+      </w:tr>
+      <w:tr>
+        <w:trPr>
+          <w:cantSplit/>
+        </w:trPr>
+        <w:tc>
+          <w:tcPr>
+            <w:tcW w:type="dxa" w:w="2664"/>
+            <w:vAlign w:val="top"/>
+          </w:tcPr>
+          <w:p>
+            <w:r/>
+            <w:r>
+              <w:rPr>
+                <w:b w:val="0"/>
+                <w:sz w:val="17"/>
+              </w:rPr>
+              <w:t>Machine status</w:t>
+            </w:r>
+          </w:p>
+        </w:tc>
+        <w:tc>
+          <w:tcPr>
+            <w:tcW w:type="dxa" w:w="2664"/>
+            <w:vAlign w:val="top"/>
+          </w:tcPr>
+          <w:p>
+            <w:r/>
+            <w:r>
+              <w:rPr>
+                <w:b w:val="0"/>
+                <w:sz w:val="17"/>
+              </w:rPr>
+              <w:t>get_machine_status</w:t>
+            </w:r>
+          </w:p>
+        </w:tc>
+        <w:tc>
+          <w:tcPr>
+            <w:tcW w:type="dxa" w:w="2664"/>
+            <w:vAlign w:val="top"/>
+          </w:tcPr>
+          <w:p>
+            <w:r/>
+            <w:r>
+              <w:rPr>
+                <w:b w:val="0"/>
+                <w:sz w:val="17"/>
+              </w:rPr>
+              <w:t>/machines/status/{machine_name}</w:t>
+            </w:r>
+          </w:p>
+        </w:tc>
+        <w:tc>
+          <w:tcPr>
+            <w:tcW w:type="dxa" w:w="2664"/>
+            <w:vAlign w:val="top"/>
+          </w:tcPr>
+          <w:p>
+            <w:r/>
+            <w:r>
+              <w:rPr>
+                <w:b w:val="0"/>
+                <w:sz w:val="17"/>
+              </w:rPr>
+              <w:t>Current machine state and related statistics.</w:t>
+            </w:r>
+          </w:p>
+        </w:tc>
+      </w:tr>
+      <w:tr>
+        <w:trPr>
+          <w:cantSplit/>
+        </w:trPr>
+        <w:tc>
+          <w:tcPr>
+            <w:tcW w:type="dxa" w:w="2664"/>
+            <w:vAlign w:val="top"/>
+          </w:tcPr>
+          <w:p>
+            <w:r/>
+            <w:r>
+              <w:rPr>
+                <w:b w:val="0"/>
+                <w:sz w:val="17"/>
+              </w:rPr>
+              <w:t>Machine list</w:t>
+            </w:r>
+          </w:p>
+        </w:tc>
+        <w:tc>
+          <w:tcPr>
+            <w:tcW w:type="dxa" w:w="2664"/>
+            <w:vAlign w:val="top"/>
+          </w:tcPr>
+          <w:p>
+            <w:r/>
+            <w:r>
+              <w:rPr>
+                <w:b w:val="0"/>
+                <w:sz w:val="17"/>
+              </w:rPr>
+              <w:t>list_machines</w:t>
+            </w:r>
+          </w:p>
+        </w:tc>
+        <w:tc>
+          <w:tcPr>
+            <w:tcW w:type="dxa" w:w="2664"/>
+            <w:vAlign w:val="top"/>
+          </w:tcPr>
+          <w:p>
+            <w:r/>
+            <w:r>
+              <w:rPr>
+                <w:b w:val="0"/>
+                <w:sz w:val="17"/>
+              </w:rPr>
+              <w:t>/machines</w:t>
+            </w:r>
+          </w:p>
+        </w:tc>
+        <w:tc>
+          <w:tcPr>
+            <w:tcW w:type="dxa" w:w="2664"/>
+            <w:vAlign w:val="top"/>
+          </w:tcPr>
+          <w:p>
+            <w:r/>
+            <w:r>
+              <w:rPr>
+                <w:b w:val="0"/>
+                <w:sz w:val="17"/>
+              </w:rPr>
+              <w:t>Available/active machine inventory and machine-name discovery.</w:t>
+            </w:r>
+          </w:p>
+        </w:tc>
+      </w:tr>
+      <w:tr>
+        <w:trPr>
+          <w:cantSplit/>
+        </w:trPr>
+        <w:tc>
+          <w:tcPr>
+            <w:tcW w:type="dxa" w:w="2664"/>
+            <w:vAlign w:val="top"/>
+          </w:tcPr>
+          <w:p>
+            <w:r/>
+            <w:r>
+              <w:rPr>
+                <w:b w:val="0"/>
+                <w:sz w:val="17"/>
+              </w:rPr>
+              <w:t>Energy query</w:t>
+            </w:r>
+          </w:p>
+        </w:tc>
+        <w:tc>
+          <w:tcPr>
+            <w:tcW w:type="dxa" w:w="2664"/>
+            <w:vAlign w:val="top"/>
+          </w:tcPr>
+          <w:p>
+            <w:r/>
+            <w:r>
+              <w:rPr>
+                <w:b w:val="0"/>
+                <w:sz w:val="17"/>
+              </w:rPr>
+              <w:t>get_energy_timeseries, get_latest_reading</w:t>
+            </w:r>
+          </w:p>
+        </w:tc>
+        <w:tc>
+          <w:tcPr>
+            <w:tcW w:type="dxa" w:w="2664"/>
+            <w:vAlign w:val="top"/>
+          </w:tcPr>
+          <w:p>
+            <w:r/>
+            <w:r>
+              <w:rPr>
+                <w:b w:val="0"/>
+                <w:sz w:val="17"/>
+              </w:rPr>
+              <w:t>/timeseries/energy, /timeseries/latest/{machine_id}</w:t>
+            </w:r>
+          </w:p>
+        </w:tc>
+        <w:tc>
+          <w:tcPr>
+            <w:tcW w:type="dxa" w:w="2664"/>
+            <w:vAlign w:val="top"/>
+          </w:tcPr>
+          <w:p>
+            <w:r/>
+            <w:r>
+              <w:rPr>
+                <w:b w:val="0"/>
+                <w:sz w:val="17"/>
+              </w:rPr>
+              <w:t>Historical or latest energy data after machine lookup.</w:t>
+            </w:r>
+          </w:p>
+        </w:tc>
+      </w:tr>
+      <w:tr>
+        <w:trPr>
+          <w:cantSplit/>
+        </w:trPr>
+        <w:tc>
+          <w:tcPr>
+            <w:tcW w:type="dxa" w:w="2664"/>
+            <w:vAlign w:val="top"/>
+          </w:tcPr>
+          <w:p>
+            <w:r/>
+            <w:r>
+              <w:rPr>
+                <w:b w:val="0"/>
+                <w:sz w:val="17"/>
+              </w:rPr>
+              <w:t>Power query</w:t>
+            </w:r>
+          </w:p>
+        </w:tc>
+        <w:tc>
+          <w:tcPr>
+            <w:tcW w:type="dxa" w:w="2664"/>
+            <w:vAlign w:val="top"/>
+          </w:tcPr>
+          <w:p>
+            <w:r/>
+            <w:r>
+              <w:rPr>
+                <w:b w:val="0"/>
+                <w:sz w:val="17"/>
+              </w:rPr>
+              <w:t>get_power_timeseries, get_machine_status</w:t>
+            </w:r>
+          </w:p>
+        </w:tc>
+        <w:tc>
+          <w:tcPr>
+            <w:tcW w:type="dxa" w:w="2664"/>
+            <w:vAlign w:val="top"/>
+          </w:tcPr>
+          <w:p>
+            <w:r/>
+            <w:r>
+              <w:rPr>
+                <w:b w:val="0"/>
+                <w:sz w:val="17"/>
+              </w:rPr>
+              <w:t>/timeseries/power, /machines/status/{machine_name}</w:t>
+            </w:r>
+          </w:p>
+        </w:tc>
+        <w:tc>
+          <w:tcPr>
+            <w:tcW w:type="dxa" w:w="2664"/>
+            <w:vAlign w:val="top"/>
+          </w:tcPr>
+          <w:p>
+            <w:r/>
+            <w:r>
+              <w:rPr>
+                <w:b w:val="0"/>
+                <w:sz w:val="17"/>
+              </w:rPr>
+              <w:t>Current or historical power answer.</w:t>
+            </w:r>
+          </w:p>
+        </w:tc>
+      </w:tr>
+      <w:tr>
+        <w:trPr>
+          <w:cantSplit/>
+        </w:trPr>
+        <w:tc>
+          <w:tcPr>
+            <w:tcW w:type="dxa" w:w="2664"/>
+            <w:vAlign w:val="top"/>
+          </w:tcPr>
+          <w:p>
+            <w:r/>
+            <w:r>
+              <w:rPr>
+                <w:b w:val="0"/>
+                <w:sz w:val="17"/>
+              </w:rPr>
+              <w:t>Ranking/top consumers</w:t>
+            </w:r>
+          </w:p>
+        </w:tc>
+        <w:tc>
+          <w:tcPr>
+            <w:tcW w:type="dxa" w:w="2664"/>
+            <w:vAlign w:val="top"/>
+          </w:tcPr>
+          <w:p>
+            <w:r/>
+            <w:r>
+              <w:rPr>
+                <w:b w:val="0"/>
+                <w:sz w:val="17"/>
+              </w:rPr>
+              <w:t>get_top_consumers</w:t>
+            </w:r>
+          </w:p>
+        </w:tc>
+        <w:tc>
+          <w:tcPr>
+            <w:tcW w:type="dxa" w:w="2664"/>
+            <w:vAlign w:val="top"/>
+          </w:tcPr>
+          <w:p>
+            <w:r/>
+            <w:r>
+              <w:rPr>
+                <w:b w:val="0"/>
+                <w:sz w:val="17"/>
+              </w:rPr>
+              <w:t>/analytics/top-consumers or /ovos/top-consumers</w:t>
+            </w:r>
+          </w:p>
+        </w:tc>
+        <w:tc>
+          <w:tcPr>
+            <w:tcW w:type="dxa" w:w="2664"/>
+            <w:vAlign w:val="top"/>
+          </w:tcPr>
+          <w:p>
+            <w:r/>
+            <w:r>
+              <w:rPr>
+                <w:b w:val="0"/>
+                <w:sz w:val="17"/>
+              </w:rPr>
+              <w:t>Top/bottom consumers by supported metric.</w:t>
+            </w:r>
+          </w:p>
+        </w:tc>
+      </w:tr>
+      <w:tr>
+        <w:trPr>
+          <w:cantSplit/>
+        </w:trPr>
+        <w:tc>
+          <w:tcPr>
+            <w:tcW w:type="dxa" w:w="2664"/>
+            <w:vAlign w:val="top"/>
+          </w:tcPr>
+          <w:p>
+            <w:r/>
+            <w:r>
+              <w:rPr>
+                <w:b w:val="0"/>
+                <w:sz w:val="17"/>
+              </w:rPr>
+              <w:t>Anomalies</w:t>
+            </w:r>
+          </w:p>
+        </w:tc>
+        <w:tc>
+          <w:tcPr>
+            <w:tcW w:type="dxa" w:w="2664"/>
+            <w:vAlign w:val="top"/>
+          </w:tcPr>
+          <w:p>
+            <w:r/>
+            <w:r>
+              <w:rPr>
+                <w:b w:val="0"/>
+                <w:sz w:val="17"/>
+              </w:rPr>
+              <w:t>get_recent_anomalies, detect_anomalies</w:t>
+            </w:r>
+          </w:p>
+        </w:tc>
+        <w:tc>
+          <w:tcPr>
+            <w:tcW w:type="dxa" w:w="2664"/>
+            <w:vAlign w:val="top"/>
+          </w:tcPr>
+          <w:p>
+            <w:r/>
+            <w:r>
+              <w:rPr>
+                <w:b w:val="0"/>
+                <w:sz w:val="17"/>
+              </w:rPr>
+              <w:t>/anomaly/recent, /anomaly/detect</w:t>
+            </w:r>
+          </w:p>
+        </w:tc>
+        <w:tc>
+          <w:tcPr>
+            <w:tcW w:type="dxa" w:w="2664"/>
+            <w:vAlign w:val="top"/>
+          </w:tcPr>
+          <w:p>
+            <w:r/>
+            <w:r>
+              <w:rPr>
+                <w:b w:val="0"/>
+                <w:sz w:val="17"/>
+              </w:rPr>
+              <w:t>Recent or active anomaly information.</w:t>
+            </w:r>
+          </w:p>
+        </w:tc>
+      </w:tr>
+      <w:tr>
+        <w:trPr>
+          <w:cantSplit/>
+        </w:trPr>
+        <w:tc>
+          <w:tcPr>
+            <w:tcW w:type="dxa" w:w="2664"/>
+            <w:vAlign w:val="top"/>
+          </w:tcPr>
+          <w:p>
+            <w:r/>
+            <w:r>
+              <w:rPr>
+                <w:b w:val="0"/>
+                <w:sz w:val="17"/>
+              </w:rPr>
+              <w:t>KPIs</w:t>
+            </w:r>
+          </w:p>
+        </w:tc>
+        <w:tc>
+          <w:tcPr>
+            <w:tcW w:type="dxa" w:w="2664"/>
+            <w:vAlign w:val="top"/>
+          </w:tcPr>
+          <w:p>
+            <w:r/>
+            <w:r>
+              <w:rPr>
+                <w:b w:val="0"/>
+                <w:sz w:val="17"/>
+              </w:rPr>
+              <w:t>get_all_kpis and KPI-specific methods</w:t>
+            </w:r>
+          </w:p>
+        </w:tc>
+        <w:tc>
+          <w:tcPr>
+            <w:tcW w:type="dxa" w:w="2664"/>
+            <w:vAlign w:val="top"/>
+          </w:tcPr>
+          <w:p>
+            <w:r/>
+            <w:r>
+              <w:rPr>
+                <w:b w:val="0"/>
+                <w:sz w:val="17"/>
+              </w:rPr>
+              <w:t>/kpi/all and KPI routes</w:t>
+            </w:r>
+          </w:p>
+        </w:tc>
+        <w:tc>
+          <w:tcPr>
+            <w:tcW w:type="dxa" w:w="2664"/>
+            <w:vAlign w:val="top"/>
+          </w:tcPr>
+          <w:p>
+            <w:r/>
+            <w:r>
+              <w:rPr>
+                <w:b w:val="0"/>
+                <w:sz w:val="17"/>
+              </w:rPr>
+              <w:t>SEC, peak demand, load factor, cost, carbon and related rollups.</w:t>
+            </w:r>
+          </w:p>
+        </w:tc>
+      </w:tr>
+      <w:tr>
+        <w:trPr>
+          <w:cantSplit/>
+        </w:trPr>
+        <w:tc>
+          <w:tcPr>
+            <w:tcW w:type="dxa" w:w="2664"/>
+            <w:vAlign w:val="top"/>
+          </w:tcPr>
+          <w:p>
+            <w:pPr>
+              <w:keepNext/>
+            </w:pPr>
+            <w:r/>
+            <w:r>
+              <w:rPr>
+                <w:b w:val="0"/>
+                <w:sz w:val="17"/>
+              </w:rPr>
+              <w:t>Baselines/drivers</w:t>
+            </w:r>
+          </w:p>
+        </w:tc>
+        <w:tc>
+          <w:tcPr>
+            <w:tcW w:type="dxa" w:w="2664"/>
+            <w:vAlign w:val="top"/>
+          </w:tcPr>
+          <w:p>
+            <w:pPr>
+              <w:keepNext/>
+            </w:pPr>
+            <w:r/>
+            <w:r>
+              <w:rPr>
+                <w:b w:val="0"/>
+                <w:sz w:val="17"/>
+              </w:rPr>
+              <w:t>predict_baseline, list_baseline_models, get_baseline_drivers</w:t>
+            </w:r>
+          </w:p>
+        </w:tc>
+        <w:tc>
+          <w:tcPr>
+            <w:tcW w:type="dxa" w:w="2664"/>
+            <w:vAlign w:val="top"/>
+          </w:tcPr>
+          <w:p>
+            <w:pPr>
+              <w:keepNext/>
+            </w:pPr>
+            <w:r/>
+            <w:r>
+              <w:rPr>
+                <w:b w:val="0"/>
+                <w:sz w:val="17"/>
+              </w:rPr>
+              <w:t>/baseline/*</w:t>
+            </w:r>
+          </w:p>
+        </w:tc>
+        <w:tc>
+          <w:tcPr>
+            <w:tcW w:type="dxa" w:w="2664"/>
+            <w:vAlign w:val="top"/>
+          </w:tcPr>
+          <w:p>
+            <w:pPr>
+              <w:keepNext/>
+            </w:pPr>
+            <w:r/>
+            <w:r>
+              <w:rPr>
+                <w:b w:val="0"/>
+                <w:sz w:val="17"/>
+              </w:rPr>
+              <w:t>Baseline prediction, models, and energy-driver explanations.</w:t>
+            </w:r>
+          </w:p>
+        </w:tc>
+      </w:tr>
+      <w:tr>
+        <w:trPr>
+          <w:cantSplit/>
+        </w:trPr>
+        <w:tc>
+          <w:tcPr>
+            <w:tcW w:type="dxa" w:w="2664"/>
+            <w:vAlign w:val="top"/>
+          </w:tcPr>
+          <w:p>
+            <w:r/>
+            <w:r>
+              <w:rPr>
+                <w:b w:val="0"/>
+                <w:sz w:val="17"/>
+              </w:rPr>
+              <w:t>Reports</w:t>
+            </w:r>
+          </w:p>
+        </w:tc>
+        <w:tc>
+          <w:tcPr>
+            <w:tcW w:type="dxa" w:w="2664"/>
+            <w:vAlign w:val="top"/>
+          </w:tcPr>
+          <w:p>
+            <w:r/>
+            <w:r>
+              <w:rPr>
+                <w:b w:val="0"/>
+                <w:sz w:val="17"/>
+              </w:rPr>
+              <w:t>get_report_types, preview_report, generate_report</w:t>
+            </w:r>
+          </w:p>
+        </w:tc>
+        <w:tc>
+          <w:tcPr>
+            <w:tcW w:type="dxa" w:w="2664"/>
+            <w:vAlign w:val="top"/>
+          </w:tcPr>
+          <w:p>
+            <w:r/>
+            <w:r>
+              <w:rPr>
+                <w:b w:val="0"/>
+                <w:sz w:val="17"/>
+              </w:rPr>
+              <w:t>/reports/types, /reports/preview, /reports/generate</w:t>
+            </w:r>
+          </w:p>
+        </w:tc>
+        <w:tc>
+          <w:tcPr>
+            <w:tcW w:type="dxa" w:w="2664"/>
+            <w:vAlign w:val="top"/>
+          </w:tcPr>
+          <w:p>
+            <w:r/>
+            <w:r>
+              <w:rPr>
+                <w:b w:val="0"/>
+                <w:sz w:val="17"/>
+              </w:rPr>
+              <w:t>Report discovery, preview, and generation.</w:t>
             </w:r>
           </w:p>
         </w:tc>
@@ -1833,77 +3337,550 @@
       </w:r>
     </w:p>
     <w:p>
-      <w:pPr>
-        <w:pStyle w:val="ListBullet"/>
-      </w:pPr>
       <w:r>
-        <w:t>What is the power of Compressor-1?</w:t>
+        <w:t>The examples below are representative of implemented intent categories and handler/parser coverage. Exact results depend on available machines, backend data, current telemetry, and deployment health.</w:t>
       </w:r>
     </w:p>
-    <w:p>
-      <w:pPr>
-        <w:pStyle w:val="ListBullet"/>
-      </w:pPr>
-      <w:r>
-        <w:t>Is HVAC-Main running?</w:t>
-      </w:r>
-    </w:p>
-    <w:p>
-      <w:pPr>
-        <w:pStyle w:val="ListBullet"/>
-      </w:pPr>
-      <w:r>
-        <w:t>How much energy did Boiler-1 use yesterday?</w:t>
-      </w:r>
-    </w:p>
-    <w:p>
-      <w:pPr>
-        <w:pStyle w:val="ListBullet"/>
-      </w:pPr>
-      <w:r>
-        <w:t>Show me the top three energy consumers.</w:t>
-      </w:r>
-    </w:p>
-    <w:p>
-      <w:pPr>
-        <w:pStyle w:val="ListBullet"/>
-      </w:pPr>
-      <w:r>
-        <w:t>Any anomalies today?</w:t>
-      </w:r>
-    </w:p>
-    <w:p>
-      <w:pPr>
-        <w:pStyle w:val="ListBullet"/>
-      </w:pPr>
-      <w:r>
-        <w:t>What is tomorrow's energy forecast?</w:t>
-      </w:r>
-    </w:p>
-    <w:p>
-      <w:pPr>
-        <w:pStyle w:val="ListBullet"/>
-      </w:pPr>
-      <w:r>
-        <w:t>Give me a factory overview.</w:t>
-      </w:r>
-    </w:p>
-    <w:p>
-      <w:pPr>
-        <w:pStyle w:val="ListBullet"/>
-      </w:pPr>
-      <w:r>
-        <w:t>List SEUs.</w:t>
-      </w:r>
-    </w:p>
-    <w:p>
-      <w:pPr>
-        <w:pStyle w:val="ListBullet"/>
-      </w:pPr>
-      <w:r>
-        <w:t>Generate a monthly energy report.</w:t>
-      </w:r>
-    </w:p>
+    <w:tbl>
+      <w:tblPr>
+        <w:tblStyle w:val="TableGrid"/>
+        <w:tblW w:type="auto" w:w="0"/>
+        <w:jc w:val="center"/>
+        <w:tblLook w:firstColumn="1" w:firstRow="1" w:lastColumn="0" w:lastRow="0" w:noHBand="0" w:noVBand="1" w:val="04A0"/>
+      </w:tblPr>
+      <w:tblGrid>
+        <w:gridCol w:w="5328"/>
+        <w:gridCol w:w="5328"/>
+      </w:tblGrid>
+      <w:tr>
+        <w:trPr>
+          <w:tblHeader w:val="true"/>
+          <w:cantSplit/>
+        </w:trPr>
+        <w:tc>
+          <w:tcPr>
+            <w:tcW w:type="dxa" w:w="5328"/>
+            <w:vAlign w:val="top"/>
+            <w:shd w:fill="D9EAF7"/>
+          </w:tcPr>
+          <w:p>
+            <w:r/>
+            <w:r>
+              <w:rPr>
+                <w:b/>
+                <w:sz w:val="17"/>
+              </w:rPr>
+              <w:t>Category</w:t>
+            </w:r>
+          </w:p>
+        </w:tc>
+        <w:tc>
+          <w:tcPr>
+            <w:tcW w:type="dxa" w:w="5328"/>
+            <w:vAlign w:val="top"/>
+            <w:shd w:fill="D9EAF7"/>
+          </w:tcPr>
+          <w:p>
+            <w:r/>
+            <w:r>
+              <w:rPr>
+                <w:b/>
+                <w:sz w:val="17"/>
+              </w:rPr>
+              <w:t>Example query</w:t>
+            </w:r>
+          </w:p>
+        </w:tc>
+      </w:tr>
+      <w:tr>
+        <w:trPr>
+          <w:cantSplit/>
+        </w:trPr>
+        <w:tc>
+          <w:tcPr>
+            <w:tcW w:type="dxa" w:w="5328"/>
+            <w:vAlign w:val="top"/>
+          </w:tcPr>
+          <w:p>
+            <w:r/>
+            <w:r>
+              <w:rPr>
+                <w:b w:val="0"/>
+                <w:sz w:val="17"/>
+              </w:rPr>
+              <w:t>Energy</w:t>
+            </w:r>
+          </w:p>
+        </w:tc>
+        <w:tc>
+          <w:tcPr>
+            <w:tcW w:type="dxa" w:w="5328"/>
+            <w:vAlign w:val="top"/>
+          </w:tcPr>
+          <w:p>
+            <w:r/>
+            <w:r>
+              <w:rPr>
+                <w:b w:val="0"/>
+                <w:sz w:val="17"/>
+              </w:rPr>
+              <w:t>How much energy did Compressor-1 use yesterday?</w:t>
+            </w:r>
+          </w:p>
+        </w:tc>
+      </w:tr>
+      <w:tr>
+        <w:trPr>
+          <w:cantSplit/>
+        </w:trPr>
+        <w:tc>
+          <w:tcPr>
+            <w:tcW w:type="dxa" w:w="5328"/>
+            <w:vAlign w:val="top"/>
+          </w:tcPr>
+          <w:p>
+            <w:r/>
+            <w:r>
+              <w:rPr>
+                <w:b w:val="0"/>
+                <w:sz w:val="17"/>
+              </w:rPr>
+              <w:t>Power</w:t>
+            </w:r>
+          </w:p>
+        </w:tc>
+        <w:tc>
+          <w:tcPr>
+            <w:tcW w:type="dxa" w:w="5328"/>
+            <w:vAlign w:val="top"/>
+          </w:tcPr>
+          <w:p>
+            <w:r/>
+            <w:r>
+              <w:rPr>
+                <w:b w:val="0"/>
+                <w:sz w:val="17"/>
+              </w:rPr>
+              <w:t>What is the current power of Boiler-1?</w:t>
+            </w:r>
+          </w:p>
+        </w:tc>
+      </w:tr>
+      <w:tr>
+        <w:trPr>
+          <w:cantSplit/>
+        </w:trPr>
+        <w:tc>
+          <w:tcPr>
+            <w:tcW w:type="dxa" w:w="5328"/>
+            <w:vAlign w:val="top"/>
+          </w:tcPr>
+          <w:p>
+            <w:r/>
+            <w:r>
+              <w:rPr>
+                <w:b w:val="0"/>
+                <w:sz w:val="17"/>
+              </w:rPr>
+              <w:t>Status</w:t>
+            </w:r>
+          </w:p>
+        </w:tc>
+        <w:tc>
+          <w:tcPr>
+            <w:tcW w:type="dxa" w:w="5328"/>
+            <w:vAlign w:val="top"/>
+          </w:tcPr>
+          <w:p>
+            <w:r/>
+            <w:r>
+              <w:rPr>
+                <w:b w:val="0"/>
+                <w:sz w:val="17"/>
+              </w:rPr>
+              <w:t>Is HVAC-Main running?</w:t>
+            </w:r>
+          </w:p>
+        </w:tc>
+      </w:tr>
+      <w:tr>
+        <w:trPr>
+          <w:cantSplit/>
+        </w:trPr>
+        <w:tc>
+          <w:tcPr>
+            <w:tcW w:type="dxa" w:w="5328"/>
+            <w:vAlign w:val="top"/>
+          </w:tcPr>
+          <w:p>
+            <w:r/>
+            <w:r>
+              <w:rPr>
+                <w:b w:val="0"/>
+                <w:sz w:val="17"/>
+              </w:rPr>
+              <w:t>Overview</w:t>
+            </w:r>
+          </w:p>
+        </w:tc>
+        <w:tc>
+          <w:tcPr>
+            <w:tcW w:type="dxa" w:w="5328"/>
+            <w:vAlign w:val="top"/>
+          </w:tcPr>
+          <w:p>
+            <w:r/>
+            <w:r>
+              <w:rPr>
+                <w:b w:val="0"/>
+                <w:sz w:val="17"/>
+              </w:rPr>
+              <w:t>Give me a factory overview.</w:t>
+            </w:r>
+          </w:p>
+        </w:tc>
+      </w:tr>
+      <w:tr>
+        <w:trPr>
+          <w:cantSplit/>
+        </w:trPr>
+        <w:tc>
+          <w:tcPr>
+            <w:tcW w:type="dxa" w:w="5328"/>
+            <w:vAlign w:val="top"/>
+          </w:tcPr>
+          <w:p>
+            <w:r/>
+            <w:r>
+              <w:rPr>
+                <w:b w:val="0"/>
+                <w:sz w:val="17"/>
+              </w:rPr>
+              <w:t>Ranking</w:t>
+            </w:r>
+          </w:p>
+        </w:tc>
+        <w:tc>
+          <w:tcPr>
+            <w:tcW w:type="dxa" w:w="5328"/>
+            <w:vAlign w:val="top"/>
+          </w:tcPr>
+          <w:p>
+            <w:r/>
+            <w:r>
+              <w:rPr>
+                <w:b w:val="0"/>
+                <w:sz w:val="17"/>
+              </w:rPr>
+              <w:t>Show the top three energy consumers today.</w:t>
+            </w:r>
+          </w:p>
+        </w:tc>
+      </w:tr>
+      <w:tr>
+        <w:trPr>
+          <w:cantSplit/>
+        </w:trPr>
+        <w:tc>
+          <w:tcPr>
+            <w:tcW w:type="dxa" w:w="5328"/>
+            <w:vAlign w:val="top"/>
+          </w:tcPr>
+          <w:p>
+            <w:r/>
+            <w:r>
+              <w:rPr>
+                <w:b w:val="0"/>
+                <w:sz w:val="17"/>
+              </w:rPr>
+              <w:t>Comparison</w:t>
+            </w:r>
+          </w:p>
+        </w:tc>
+        <w:tc>
+          <w:tcPr>
+            <w:tcW w:type="dxa" w:w="5328"/>
+            <w:vAlign w:val="top"/>
+          </w:tcPr>
+          <w:p>
+            <w:r/>
+            <w:r>
+              <w:rPr>
+                <w:b w:val="0"/>
+                <w:sz w:val="17"/>
+              </w:rPr>
+              <w:t>Compare Compressor-1 and Compressor-EU-1.</w:t>
+            </w:r>
+          </w:p>
+        </w:tc>
+      </w:tr>
+      <w:tr>
+        <w:trPr>
+          <w:cantSplit/>
+        </w:trPr>
+        <w:tc>
+          <w:tcPr>
+            <w:tcW w:type="dxa" w:w="5328"/>
+            <w:vAlign w:val="top"/>
+          </w:tcPr>
+          <w:p>
+            <w:r/>
+            <w:r>
+              <w:rPr>
+                <w:b w:val="0"/>
+                <w:sz w:val="17"/>
+              </w:rPr>
+              <w:t>Anomalies</w:t>
+            </w:r>
+          </w:p>
+        </w:tc>
+        <w:tc>
+          <w:tcPr>
+            <w:tcW w:type="dxa" w:w="5328"/>
+            <w:vAlign w:val="top"/>
+          </w:tcPr>
+          <w:p>
+            <w:r/>
+            <w:r>
+              <w:rPr>
+                <w:b w:val="0"/>
+                <w:sz w:val="17"/>
+              </w:rPr>
+              <w:t>Any active anomalies today?</w:t>
+            </w:r>
+          </w:p>
+        </w:tc>
+      </w:tr>
+      <w:tr>
+        <w:trPr>
+          <w:cantSplit/>
+        </w:trPr>
+        <w:tc>
+          <w:tcPr>
+            <w:tcW w:type="dxa" w:w="5328"/>
+            <w:vAlign w:val="top"/>
+          </w:tcPr>
+          <w:p>
+            <w:r/>
+            <w:r>
+              <w:rPr>
+                <w:b w:val="0"/>
+                <w:sz w:val="17"/>
+              </w:rPr>
+              <w:t>Forecast</w:t>
+            </w:r>
+          </w:p>
+        </w:tc>
+        <w:tc>
+          <w:tcPr>
+            <w:tcW w:type="dxa" w:w="5328"/>
+            <w:vAlign w:val="top"/>
+          </w:tcPr>
+          <w:p>
+            <w:r/>
+            <w:r>
+              <w:rPr>
+                <w:b w:val="0"/>
+                <w:sz w:val="17"/>
+              </w:rPr>
+              <w:t>What is tomorrow's demand forecast?</w:t>
+            </w:r>
+          </w:p>
+        </w:tc>
+      </w:tr>
+      <w:tr>
+        <w:trPr>
+          <w:cantSplit/>
+        </w:trPr>
+        <w:tc>
+          <w:tcPr>
+            <w:tcW w:type="dxa" w:w="5328"/>
+            <w:vAlign w:val="top"/>
+          </w:tcPr>
+          <w:p>
+            <w:r/>
+            <w:r>
+              <w:rPr>
+                <w:b w:val="0"/>
+                <w:sz w:val="17"/>
+              </w:rPr>
+              <w:t>Baseline</w:t>
+            </w:r>
+          </w:p>
+        </w:tc>
+        <w:tc>
+          <w:tcPr>
+            <w:tcW w:type="dxa" w:w="5328"/>
+            <w:vAlign w:val="top"/>
+          </w:tcPr>
+          <w:p>
+            <w:r/>
+            <w:r>
+              <w:rPr>
+                <w:b w:val="0"/>
+                <w:sz w:val="17"/>
+              </w:rPr>
+              <w:t>What is the baseline for Injection-Molding-1?</w:t>
+            </w:r>
+          </w:p>
+        </w:tc>
+      </w:tr>
+      <w:tr>
+        <w:trPr>
+          <w:cantSplit/>
+        </w:trPr>
+        <w:tc>
+          <w:tcPr>
+            <w:tcW w:type="dxa" w:w="5328"/>
+            <w:vAlign w:val="top"/>
+          </w:tcPr>
+          <w:p>
+            <w:r/>
+            <w:r>
+              <w:rPr>
+                <w:b w:val="0"/>
+                <w:sz w:val="17"/>
+              </w:rPr>
+              <w:t>Drivers</w:t>
+            </w:r>
+          </w:p>
+        </w:tc>
+        <w:tc>
+          <w:tcPr>
+            <w:tcW w:type="dxa" w:w="5328"/>
+            <w:vAlign w:val="top"/>
+          </w:tcPr>
+          <w:p>
+            <w:r/>
+            <w:r>
+              <w:rPr>
+                <w:b w:val="0"/>
+                <w:sz w:val="17"/>
+              </w:rPr>
+              <w:t>Explain the energy drivers for Compressor-1.</w:t>
+            </w:r>
+          </w:p>
+        </w:tc>
+      </w:tr>
+      <w:tr>
+        <w:trPr>
+          <w:cantSplit/>
+        </w:trPr>
+        <w:tc>
+          <w:tcPr>
+            <w:tcW w:type="dxa" w:w="5328"/>
+            <w:vAlign w:val="top"/>
+          </w:tcPr>
+          <w:p>
+            <w:r/>
+            <w:r>
+              <w:rPr>
+                <w:b w:val="0"/>
+                <w:sz w:val="17"/>
+              </w:rPr>
+              <w:t>SEUs</w:t>
+            </w:r>
+          </w:p>
+        </w:tc>
+        <w:tc>
+          <w:tcPr>
+            <w:tcW w:type="dxa" w:w="5328"/>
+            <w:vAlign w:val="top"/>
+          </w:tcPr>
+          <w:p>
+            <w:r/>
+            <w:r>
+              <w:rPr>
+                <w:b w:val="0"/>
+                <w:sz w:val="17"/>
+              </w:rPr>
+              <w:t>List significant energy uses.</w:t>
+            </w:r>
+          </w:p>
+        </w:tc>
+      </w:tr>
+      <w:tr>
+        <w:trPr>
+          <w:cantSplit/>
+        </w:trPr>
+        <w:tc>
+          <w:tcPr>
+            <w:tcW w:type="dxa" w:w="5328"/>
+            <w:vAlign w:val="top"/>
+          </w:tcPr>
+          <w:p>
+            <w:pPr>
+              <w:keepNext/>
+            </w:pPr>
+            <w:r/>
+            <w:r>
+              <w:rPr>
+                <w:b w:val="0"/>
+                <w:sz w:val="17"/>
+              </w:rPr>
+              <w:t>Reports</w:t>
+            </w:r>
+          </w:p>
+        </w:tc>
+        <w:tc>
+          <w:tcPr>
+            <w:tcW w:type="dxa" w:w="5328"/>
+            <w:vAlign w:val="top"/>
+          </w:tcPr>
+          <w:p>
+            <w:pPr>
+              <w:keepNext/>
+            </w:pPr>
+            <w:r/>
+            <w:r>
+              <w:rPr>
+                <w:b w:val="0"/>
+                <w:sz w:val="17"/>
+              </w:rPr>
+              <w:t>Generate a monthly energy report.</w:t>
+            </w:r>
+          </w:p>
+        </w:tc>
+      </w:tr>
+      <w:tr>
+        <w:trPr>
+          <w:cantSplit/>
+        </w:trPr>
+        <w:tc>
+          <w:tcPr>
+            <w:tcW w:type="dxa" w:w="5328"/>
+            <w:vAlign w:val="top"/>
+          </w:tcPr>
+          <w:p>
+            <w:r/>
+            <w:r>
+              <w:rPr>
+                <w:b w:val="0"/>
+                <w:sz w:val="17"/>
+              </w:rPr>
+              <w:t>Health/help</w:t>
+            </w:r>
+          </w:p>
+        </w:tc>
+        <w:tc>
+          <w:tcPr>
+            <w:tcW w:type="dxa" w:w="5328"/>
+            <w:vAlign w:val="top"/>
+          </w:tcPr>
+          <w:p>
+            <w:r/>
+            <w:r>
+              <w:rPr>
+                <w:b w:val="0"/>
+                <w:sz w:val="17"/>
+              </w:rPr>
+              <w:t>What can you do? Is the system healthy?</w:t>
+            </w:r>
+          </w:p>
+        </w:tc>
+      </w:tr>
+    </w:tbl>
+    <w:p/>
     <w:p>
       <w:pPr>
         <w:pStyle w:val="Heading1"/>
@@ -1914,7 +3891,7 @@
     </w:p>
     <w:p>
       <w:r>
-        <w:t>The default release documentation states that fast heuristic and Adapt routing are the normal path and that large GGUF model files are not bundled by default. The local development tree contains model files, but release packaging excludes models. To enable local LLM fallback in the release path, the operator must provide the GGUF model under the skill models directory and build with INSTALL_LLM_FALLBACK=true.</w:t>
+        <w:t>Fast heuristic and Adapt routing are the normal path. The OVOS-EnMS Dockerfile installs LLM fallback dependencies only when INSTALL_LLM_FALLBACK=true, and the skill settings point to a configurable GGUF model path. Model-file availability must be verified in the OVOS-EnMS runtime; the HumanEnerDIA production Compose file does not bundle or start OVOS.</w:t>
       </w:r>
     </w:p>
     <w:p>
@@ -1922,6 +3899,337 @@
         <w:t>The LLM parser uses llama-cpp-python when installed, loads a configured GGUF model, performs deterministic JSON intent classification, and returns None on missing dependencies, missing model, parse failures, or timeout. It should be documented as optional fallback, not as required normal operation.</w:t>
       </w:r>
     </w:p>
+    <w:p>
+      <w:pPr>
+        <w:pStyle w:val="Heading1"/>
+      </w:pPr>
+      <w:r>
+        <w:t>Failure Behavior</w:t>
+      </w:r>
+    </w:p>
+    <w:p>
+      <w:r>
+        <w:t>The assistant layer should be represented as conservative. Parser/validator failures, missing machines, backend errors, and missing optional LLM dependencies should result in clarification or failure responses rather than fabricated energy data.</w:t>
+      </w:r>
+    </w:p>
+    <w:tbl>
+      <w:tblPr>
+        <w:tblStyle w:val="TableGrid"/>
+        <w:tblW w:type="auto" w:w="0"/>
+        <w:jc w:val="center"/>
+        <w:tblLook w:firstColumn="1" w:firstRow="1" w:lastColumn="0" w:lastRow="0" w:noHBand="0" w:noVBand="1" w:val="04A0"/>
+      </w:tblPr>
+      <w:tblGrid>
+        <w:gridCol w:w="5328"/>
+        <w:gridCol w:w="5328"/>
+      </w:tblGrid>
+      <w:tr>
+        <w:trPr>
+          <w:tblHeader w:val="true"/>
+          <w:cantSplit/>
+        </w:trPr>
+        <w:tc>
+          <w:tcPr>
+            <w:tcW w:type="dxa" w:w="5328"/>
+            <w:vAlign w:val="top"/>
+            <w:shd w:fill="D9EAF7"/>
+          </w:tcPr>
+          <w:p>
+            <w:r/>
+            <w:r>
+              <w:rPr>
+                <w:b/>
+                <w:sz w:val="17"/>
+              </w:rPr>
+              <w:t>Failure case</w:t>
+            </w:r>
+          </w:p>
+        </w:tc>
+        <w:tc>
+          <w:tcPr>
+            <w:tcW w:type="dxa" w:w="5328"/>
+            <w:vAlign w:val="top"/>
+            <w:shd w:fill="D9EAF7"/>
+          </w:tcPr>
+          <w:p>
+            <w:r/>
+            <w:r>
+              <w:rPr>
+                <w:b/>
+                <w:sz w:val="17"/>
+              </w:rPr>
+              <w:t>Observed behavior</w:t>
+            </w:r>
+          </w:p>
+        </w:tc>
+      </w:tr>
+      <w:tr>
+        <w:trPr>
+          <w:cantSplit/>
+        </w:trPr>
+        <w:tc>
+          <w:tcPr>
+            <w:tcW w:type="dxa" w:w="5328"/>
+            <w:vAlign w:val="top"/>
+          </w:tcPr>
+          <w:p>
+            <w:r/>
+            <w:r>
+              <w:rPr>
+                <w:b w:val="0"/>
+                <w:sz w:val="17"/>
+              </w:rPr>
+              <w:t>Messagebus unavailable</w:t>
+            </w:r>
+          </w:p>
+        </w:tc>
+        <w:tc>
+          <w:tcPr>
+            <w:tcW w:type="dxa" w:w="5328"/>
+            <w:vAlign w:val="top"/>
+          </w:tcPr>
+          <w:p>
+            <w:r/>
+            <w:r>
+              <w:rPr>
+                <w:b w:val="0"/>
+                <w:sz w:val="17"/>
+              </w:rPr>
+              <w:t>REST bridge health reports disconnected state; query handling cannot complete normal OVOS event round trip.</w:t>
+            </w:r>
+          </w:p>
+        </w:tc>
+      </w:tr>
+      <w:tr>
+        <w:trPr>
+          <w:cantSplit/>
+        </w:trPr>
+        <w:tc>
+          <w:tcPr>
+            <w:tcW w:type="dxa" w:w="5328"/>
+            <w:vAlign w:val="top"/>
+          </w:tcPr>
+          <w:p>
+            <w:r/>
+            <w:r>
+              <w:rPr>
+                <w:b w:val="0"/>
+                <w:sz w:val="17"/>
+              </w:rPr>
+              <w:t>Backend API unavailable</w:t>
+            </w:r>
+          </w:p>
+        </w:tc>
+        <w:tc>
+          <w:tcPr>
+            <w:tcW w:type="dxa" w:w="5328"/>
+            <w:vAlign w:val="top"/>
+          </w:tcPr>
+          <w:p>
+            <w:r/>
+            <w:r>
+              <w:rPr>
+                <w:b w:val="0"/>
+                <w:sz w:val="17"/>
+              </w:rPr>
+              <w:t>ENMSClient logs request/connect errors; skill should return failure/clarification rather than fabricated KPI values.</w:t>
+            </w:r>
+          </w:p>
+        </w:tc>
+      </w:tr>
+      <w:tr>
+        <w:trPr>
+          <w:cantSplit/>
+        </w:trPr>
+        <w:tc>
+          <w:tcPr>
+            <w:tcW w:type="dxa" w:w="5328"/>
+            <w:vAlign w:val="top"/>
+          </w:tcPr>
+          <w:p>
+            <w:r/>
+            <w:r>
+              <w:rPr>
+                <w:b w:val="0"/>
+                <w:sz w:val="17"/>
+              </w:rPr>
+              <w:t>Low confidence parse</w:t>
+            </w:r>
+          </w:p>
+        </w:tc>
+        <w:tc>
+          <w:tcPr>
+            <w:tcW w:type="dxa" w:w="5328"/>
+            <w:vAlign w:val="top"/>
+          </w:tcPr>
+          <w:p>
+            <w:r/>
+            <w:r>
+              <w:rPr>
+                <w:b w:val="0"/>
+                <w:sz w:val="17"/>
+              </w:rPr>
+              <w:t>Validator rejects output below threshold and suggests rephrasing.</w:t>
+            </w:r>
+          </w:p>
+        </w:tc>
+      </w:tr>
+      <w:tr>
+        <w:trPr>
+          <w:cantSplit/>
+        </w:trPr>
+        <w:tc>
+          <w:tcPr>
+            <w:tcW w:type="dxa" w:w="5328"/>
+            <w:vAlign w:val="top"/>
+          </w:tcPr>
+          <w:p>
+            <w:r/>
+            <w:r>
+              <w:rPr>
+                <w:b w:val="0"/>
+                <w:sz w:val="17"/>
+              </w:rPr>
+              <w:t>Unknown machine</w:t>
+            </w:r>
+          </w:p>
+        </w:tc>
+        <w:tc>
+          <w:tcPr>
+            <w:tcW w:type="dxa" w:w="5328"/>
+            <w:vAlign w:val="top"/>
+          </w:tcPr>
+          <w:p>
+            <w:r/>
+            <w:r>
+              <w:rPr>
+                <w:b w:val="0"/>
+                <w:sz w:val="17"/>
+              </w:rPr>
+              <w:t>Validator rejects invalid names and can suggest fuzzy matches.</w:t>
+            </w:r>
+          </w:p>
+        </w:tc>
+      </w:tr>
+      <w:tr>
+        <w:trPr>
+          <w:cantSplit/>
+        </w:trPr>
+        <w:tc>
+          <w:tcPr>
+            <w:tcW w:type="dxa" w:w="5328"/>
+            <w:vAlign w:val="top"/>
+          </w:tcPr>
+          <w:p>
+            <w:r/>
+            <w:r>
+              <w:rPr>
+                <w:b w:val="0"/>
+                <w:sz w:val="17"/>
+              </w:rPr>
+              <w:t>Ambiguous comparison</w:t>
+            </w:r>
+          </w:p>
+        </w:tc>
+        <w:tc>
+          <w:tcPr>
+            <w:tcW w:type="dxa" w:w="5328"/>
+            <w:vAlign w:val="top"/>
+          </w:tcPr>
+          <w:p>
+            <w:r/>
+            <w:r>
+              <w:rPr>
+                <w:b w:val="0"/>
+                <w:sz w:val="17"/>
+              </w:rPr>
+              <w:t>Validator expands groups when possible or asks for clarification when insufficient machines match.</w:t>
+            </w:r>
+          </w:p>
+        </w:tc>
+      </w:tr>
+      <w:tr>
+        <w:trPr>
+          <w:cantSplit/>
+        </w:trPr>
+        <w:tc>
+          <w:tcPr>
+            <w:tcW w:type="dxa" w:w="5328"/>
+            <w:vAlign w:val="top"/>
+          </w:tcPr>
+          <w:p>
+            <w:pPr>
+              <w:keepNext/>
+            </w:pPr>
+            <w:r/>
+            <w:r>
+              <w:rPr>
+                <w:b w:val="0"/>
+                <w:sz w:val="17"/>
+              </w:rPr>
+              <w:t>Template failure</w:t>
+            </w:r>
+          </w:p>
+        </w:tc>
+        <w:tc>
+          <w:tcPr>
+            <w:tcW w:type="dxa" w:w="5328"/>
+            <w:vAlign w:val="top"/>
+          </w:tcPr>
+          <w:p>
+            <w:pPr>
+              <w:keepNext/>
+            </w:pPr>
+            <w:r/>
+            <w:r>
+              <w:rPr>
+                <w:b w:val="0"/>
+                <w:sz w:val="17"/>
+              </w:rPr>
+              <w:t>Skill has fallback response generation for several intent/data shapes.</w:t>
+            </w:r>
+          </w:p>
+        </w:tc>
+      </w:tr>
+      <w:tr>
+        <w:trPr>
+          <w:cantSplit/>
+        </w:trPr>
+        <w:tc>
+          <w:tcPr>
+            <w:tcW w:type="dxa" w:w="5328"/>
+            <w:vAlign w:val="top"/>
+          </w:tcPr>
+          <w:p>
+            <w:r/>
+            <w:r>
+              <w:rPr>
+                <w:b w:val="0"/>
+                <w:sz w:val="17"/>
+              </w:rPr>
+              <w:t>LLM dependencies/model missing</w:t>
+            </w:r>
+          </w:p>
+        </w:tc>
+        <w:tc>
+          <w:tcPr>
+            <w:tcW w:type="dxa" w:w="5328"/>
+            <w:vAlign w:val="top"/>
+          </w:tcPr>
+          <w:p>
+            <w:r/>
+            <w:r>
+              <w:rPr>
+                <w:b w:val="0"/>
+                <w:sz w:val="17"/>
+              </w:rPr>
+              <w:t>Hybrid parser continues with heuristic/Adapt tiers and clarification fallback; LLM fallback is optional.</w:t>
+            </w:r>
+          </w:p>
+        </w:tc>
+      </w:tr>
+    </w:tbl>
+    <w:p/>
     <w:p>
       <w:pPr>
         <w:pStyle w:val="Heading1"/>
@@ -1943,16 +4251,17 @@
         <w:tblLook w:firstColumn="1" w:firstRow="1" w:lastColumn="0" w:lastRow="0" w:noHBand="0" w:noVBand="1" w:val="04A0"/>
       </w:tblPr>
       <w:tblGrid>
-        <w:gridCol w:w="5184"/>
-        <w:gridCol w:w="5184"/>
+        <w:gridCol w:w="5328"/>
+        <w:gridCol w:w="5328"/>
       </w:tblGrid>
       <w:tr>
         <w:trPr>
           <w:tblHeader w:val="true"/>
+          <w:cantSplit/>
         </w:trPr>
         <w:tc>
           <w:tcPr>
-            <w:tcW w:type="dxa" w:w="5184"/>
+            <w:tcW w:type="dxa" w:w="5328"/>
             <w:vAlign w:val="top"/>
             <w:shd w:fill="D9EAF7"/>
           </w:tcPr>
@@ -1969,7 +4278,7 @@
         </w:tc>
         <w:tc>
           <w:tcPr>
-            <w:tcW w:type="dxa" w:w="5184"/>
+            <w:tcW w:type="dxa" w:w="5328"/>
             <w:vAlign w:val="top"/>
             <w:shd w:fill="D9EAF7"/>
           </w:tcPr>
@@ -1986,9 +4295,12 @@
         </w:tc>
       </w:tr>
       <w:tr>
+        <w:trPr>
+          <w:cantSplit/>
+        </w:trPr>
         <w:tc>
           <w:tcPr>
-            <w:tcW w:type="dxa" w:w="5184"/>
+            <w:tcW w:type="dxa" w:w="5328"/>
             <w:vAlign w:val="top"/>
           </w:tcPr>
           <w:p>
@@ -2004,7 +4316,7 @@
         </w:tc>
         <w:tc>
           <w:tcPr>
-            <w:tcW w:type="dxa" w:w="5184"/>
+            <w:tcW w:type="dxa" w:w="5328"/>
             <w:vAlign w:val="top"/>
           </w:tcPr>
           <w:p>
@@ -2020,9 +4332,12 @@
         </w:tc>
       </w:tr>
       <w:tr>
+        <w:trPr>
+          <w:cantSplit/>
+        </w:trPr>
         <w:tc>
           <w:tcPr>
-            <w:tcW w:type="dxa" w:w="5184"/>
+            <w:tcW w:type="dxa" w:w="5328"/>
             <w:vAlign w:val="top"/>
           </w:tcPr>
           <w:p>
@@ -2038,7 +4353,7 @@
         </w:tc>
         <w:tc>
           <w:tcPr>
-            <w:tcW w:type="dxa" w:w="5184"/>
+            <w:tcW w:type="dxa" w:w="5328"/>
             <w:vAlign w:val="top"/>
           </w:tcPr>
           <w:p>
@@ -2048,15 +4363,18 @@
                 <w:b w:val="0"/>
                 <w:sz w:val="17"/>
               </w:rPr>
-              <w:t>The GitHub production base docker-compose.yml does not define an OVOS service. OVOS-EnMS is documented as a separate source repository and as an embedded component in the full-stack release archive.</w:t>
+              <w:t>The GitHub production base docker-compose.yml does not define an OVOS service. OVOS-EnMS is documented as a separate source repository and companion assistant runtime.</w:t>
             </w:r>
           </w:p>
         </w:tc>
       </w:tr>
       <w:tr>
+        <w:trPr>
+          <w:cantSplit/>
+        </w:trPr>
         <w:tc>
           <w:tcPr>
-            <w:tcW w:type="dxa" w:w="5184"/>
+            <w:tcW w:type="dxa" w:w="5328"/>
             <w:vAlign w:val="top"/>
           </w:tcPr>
           <w:p>
@@ -2066,13 +4384,13 @@
                 <w:b w:val="0"/>
                 <w:sz w:val="17"/>
               </w:rPr>
-              <w:t>OVOS release artifact</w:t>
+              <w:t>OVOS optional LLM fallback</w:t>
             </w:r>
           </w:p>
         </w:tc>
         <w:tc>
           <w:tcPr>
-            <w:tcW w:type="dxa" w:w="5184"/>
+            <w:tcW w:type="dxa" w:w="5328"/>
             <w:vAlign w:val="top"/>
           </w:tcPr>
           <w:p>
@@ -2082,15 +4400,18 @@
                 <w:b w:val="0"/>
                 <w:sz w:val="17"/>
               </w:rPr>
-              <w:t>Release notes state optional GGUF model weights are not bundled by default.</w:t>
+              <w:t>The OVOS-EnMS Dockerfile installs LLM fallback dependencies only when INSTALL_LLM_FALLBACK=true. Model availability must be verified in the OVOS-EnMS repository/runtime.</w:t>
             </w:r>
           </w:p>
         </w:tc>
       </w:tr>
       <w:tr>
+        <w:trPr>
+          <w:cantSplit/>
+        </w:trPr>
         <w:tc>
           <w:tcPr>
-            <w:tcW w:type="dxa" w:w="5184"/>
+            <w:tcW w:type="dxa" w:w="5328"/>
             <w:vAlign w:val="top"/>
           </w:tcPr>
           <w:p>
@@ -2106,7 +4427,7 @@
         </w:tc>
         <w:tc>
           <w:tcPr>
-            <w:tcW w:type="dxa" w:w="5184"/>
+            <w:tcW w:type="dxa" w:w="5328"/>
             <w:vAlign w:val="top"/>
           </w:tcPr>
           <w:p>
@@ -2122,9 +4443,12 @@
         </w:tc>
       </w:tr>
       <w:tr>
+        <w:trPr>
+          <w:cantSplit/>
+        </w:trPr>
         <w:tc>
           <w:tcPr>
-            <w:tcW w:type="dxa" w:w="5184"/>
+            <w:tcW w:type="dxa" w:w="5328"/>
             <w:vAlign w:val="top"/>
           </w:tcPr>
           <w:p>
@@ -2140,7 +4464,7 @@
         </w:tc>
         <w:tc>
           <w:tcPr>
-            <w:tcW w:type="dxa" w:w="5184"/>
+            <w:tcW w:type="dxa" w:w="5328"/>
             <w:vAlign w:val="top"/>
           </w:tcPr>
           <w:p>
@@ -2156,12 +4480,18 @@
         </w:tc>
       </w:tr>
       <w:tr>
+        <w:trPr>
+          <w:cantSplit/>
+        </w:trPr>
         <w:tc>
           <w:tcPr>
-            <w:tcW w:type="dxa" w:w="5184"/>
+            <w:tcW w:type="dxa" w:w="5328"/>
             <w:vAlign w:val="top"/>
           </w:tcPr>
           <w:p>
+            <w:pPr>
+              <w:keepNext/>
+            </w:pPr>
             <w:r/>
             <w:r>
               <w:rPr>
@@ -2174,10 +4504,13 @@
         </w:tc>
         <w:tc>
           <w:tcPr>
-            <w:tcW w:type="dxa" w:w="5184"/>
+            <w:tcW w:type="dxa" w:w="5328"/>
             <w:vAlign w:val="top"/>
           </w:tcPr>
           <w:p>
+            <w:pPr>
+              <w:keepNext/>
+            </w:pPr>
             <w:r/>
             <w:r>
               <w:rPr>
@@ -2190,9 +4523,12 @@
         </w:tc>
       </w:tr>
       <w:tr>
+        <w:trPr>
+          <w:cantSplit/>
+        </w:trPr>
         <w:tc>
           <w:tcPr>
-            <w:tcW w:type="dxa" w:w="5184"/>
+            <w:tcW w:type="dxa" w:w="5328"/>
             <w:vAlign w:val="top"/>
           </w:tcPr>
           <w:p>
@@ -2208,7 +4544,7 @@
         </w:tc>
         <w:tc>
           <w:tcPr>
-            <w:tcW w:type="dxa" w:w="5184"/>
+            <w:tcW w:type="dxa" w:w="5328"/>
             <w:vAlign w:val="top"/>
           </w:tcPr>
           <w:p>
@@ -2230,12 +4566,12 @@
         <w:pStyle w:val="Heading1"/>
       </w:pPr>
       <w:r>
-        <w:t>Evidence References</w:t>
+        <w:t>Source References</w:t>
       </w:r>
     </w:p>
     <w:p>
       <w:r>
-        <w:t>The table below lists the main local evidence used for this document. It is not a full file inventory; it identifies the sources behind the material claims.</w:t>
+        <w:t>The table below lists the main source material used for this document. It is not a full file inventory; it identifies the sources behind the material claims.</w:t>
       </w:r>
     </w:p>
     <w:tbl>
@@ -2246,16 +4582,17 @@
         <w:tblLook w:firstColumn="1" w:firstRow="1" w:lastColumn="0" w:lastRow="0" w:noHBand="0" w:noVBand="1" w:val="04A0"/>
       </w:tblPr>
       <w:tblGrid>
-        <w:gridCol w:w="5184"/>
-        <w:gridCol w:w="5184"/>
+        <w:gridCol w:w="5328"/>
+        <w:gridCol w:w="5328"/>
       </w:tblGrid>
       <w:tr>
         <w:trPr>
           <w:tblHeader w:val="true"/>
+          <w:cantSplit/>
         </w:trPr>
         <w:tc>
           <w:tcPr>
-            <w:tcW w:type="dxa" w:w="5184"/>
+            <w:tcW w:type="dxa" w:w="5328"/>
             <w:vAlign w:val="top"/>
             <w:shd w:fill="D9EAF7"/>
           </w:tcPr>
@@ -2272,7 +4609,7 @@
         </w:tc>
         <w:tc>
           <w:tcPr>
-            <w:tcW w:type="dxa" w:w="5184"/>
+            <w:tcW w:type="dxa" w:w="5328"/>
             <w:vAlign w:val="top"/>
             <w:shd w:fill="D9EAF7"/>
           </w:tcPr>
@@ -2283,15 +4620,18 @@
                 <w:b/>
                 <w:sz w:val="17"/>
               </w:rPr>
-              <w:t>Evidence</w:t>
+              <w:t>Source material</w:t>
             </w:r>
           </w:p>
         </w:tc>
       </w:tr>
       <w:tr>
+        <w:trPr>
+          <w:cantSplit/>
+        </w:trPr>
         <w:tc>
           <w:tcPr>
-            <w:tcW w:type="dxa" w:w="5184"/>
+            <w:tcW w:type="dxa" w:w="5328"/>
             <w:vAlign w:val="top"/>
           </w:tcPr>
           <w:p>
@@ -2307,7 +4647,7 @@
         </w:tc>
         <w:tc>
           <w:tcPr>
-            <w:tcW w:type="dxa" w:w="5184"/>
+            <w:tcW w:type="dxa" w:w="5328"/>
             <w:vAlign w:val="top"/>
           </w:tcPr>
           <w:p>
@@ -2323,9 +4663,12 @@
         </w:tc>
       </w:tr>
       <w:tr>
+        <w:trPr>
+          <w:cantSplit/>
+        </w:trPr>
         <w:tc>
           <w:tcPr>
-            <w:tcW w:type="dxa" w:w="5184"/>
+            <w:tcW w:type="dxa" w:w="5328"/>
             <w:vAlign w:val="top"/>
           </w:tcPr>
           <w:p>
@@ -2341,7 +4684,7 @@
         </w:tc>
         <w:tc>
           <w:tcPr>
-            <w:tcW w:type="dxa" w:w="5184"/>
+            <w:tcW w:type="dxa" w:w="5328"/>
             <w:vAlign w:val="top"/>
           </w:tcPr>
           <w:p>
@@ -2357,9 +4700,12 @@
         </w:tc>
       </w:tr>
       <w:tr>
+        <w:trPr>
+          <w:cantSplit/>
+        </w:trPr>
         <w:tc>
           <w:tcPr>
-            <w:tcW w:type="dxa" w:w="5184"/>
+            <w:tcW w:type="dxa" w:w="5328"/>
             <w:vAlign w:val="top"/>
           </w:tcPr>
           <w:p>
@@ -2375,7 +4721,7 @@
         </w:tc>
         <w:tc>
           <w:tcPr>
-            <w:tcW w:type="dxa" w:w="5184"/>
+            <w:tcW w:type="dxa" w:w="5328"/>
             <w:vAlign w:val="top"/>
           </w:tcPr>
           <w:p>
@@ -2391,9 +4737,12 @@
         </w:tc>
       </w:tr>
       <w:tr>
+        <w:trPr>
+          <w:cantSplit/>
+        </w:trPr>
         <w:tc>
           <w:tcPr>
-            <w:tcW w:type="dxa" w:w="5184"/>
+            <w:tcW w:type="dxa" w:w="5328"/>
             <w:vAlign w:val="top"/>
           </w:tcPr>
           <w:p>
@@ -2409,7 +4758,7 @@
         </w:tc>
         <w:tc>
           <w:tcPr>
-            <w:tcW w:type="dxa" w:w="5184"/>
+            <w:tcW w:type="dxa" w:w="5328"/>
             <w:vAlign w:val="top"/>
           </w:tcPr>
           <w:p>
@@ -2425,9 +4774,12 @@
         </w:tc>
       </w:tr>
       <w:tr>
+        <w:trPr>
+          <w:cantSplit/>
+        </w:trPr>
         <w:tc>
           <w:tcPr>
-            <w:tcW w:type="dxa" w:w="5184"/>
+            <w:tcW w:type="dxa" w:w="5328"/>
             <w:vAlign w:val="top"/>
           </w:tcPr>
           <w:p>
@@ -2443,7 +4795,7 @@
         </w:tc>
         <w:tc>
           <w:tcPr>
-            <w:tcW w:type="dxa" w:w="5184"/>
+            <w:tcW w:type="dxa" w:w="5328"/>
             <w:vAlign w:val="top"/>
           </w:tcPr>
           <w:p>
@@ -2459,12 +4811,18 @@
         </w:tc>
       </w:tr>
       <w:tr>
+        <w:trPr>
+          <w:cantSplit/>
+        </w:trPr>
         <w:tc>
           <w:tcPr>
-            <w:tcW w:type="dxa" w:w="5184"/>
+            <w:tcW w:type="dxa" w:w="5328"/>
             <w:vAlign w:val="top"/>
           </w:tcPr>
           <w:p>
+            <w:pPr>
+              <w:keepNext/>
+            </w:pPr>
             <w:r/>
             <w:r>
               <w:rPr>
@@ -2477,10 +4835,13 @@
         </w:tc>
         <w:tc>
           <w:tcPr>
-            <w:tcW w:type="dxa" w:w="5184"/>
+            <w:tcW w:type="dxa" w:w="5328"/>
             <w:vAlign w:val="top"/>
           </w:tcPr>
           <w:p>
+            <w:pPr>
+              <w:keepNext/>
+            </w:pPr>
             <w:r/>
             <w:r>
               <w:rPr>
@@ -2493,9 +4854,12 @@
         </w:tc>
       </w:tr>
       <w:tr>
+        <w:trPr>
+          <w:cantSplit/>
+        </w:trPr>
         <w:tc>
           <w:tcPr>
-            <w:tcW w:type="dxa" w:w="5184"/>
+            <w:tcW w:type="dxa" w:w="5328"/>
             <w:vAlign w:val="top"/>
           </w:tcPr>
           <w:p>
@@ -2511,7 +4875,7 @@
         </w:tc>
         <w:tc>
           <w:tcPr>
-            <w:tcW w:type="dxa" w:w="5184"/>
+            <w:tcW w:type="dxa" w:w="5328"/>
             <w:vAlign w:val="top"/>
           </w:tcPr>
           <w:p>
@@ -2531,7 +4895,7 @@
     <w:sectPr>
       <w:footerReference w:type="default" r:id="rId10"/>
       <w:pgSz w:w="12240" w:h="15840"/>
-      <w:pgMar w:top="936" w:right="936" w:bottom="936" w:left="936" w:header="720" w:footer="720" w:gutter="0"/>
+      <w:pgMar w:top="864" w:right="792" w:bottom="864" w:left="792" w:header="720" w:footer="720" w:gutter="0"/>
       <w:cols w:space="720"/>
       <w:docGrid w:linePitch="360"/>
     </w:sectPr>
@@ -2551,7 +4915,7 @@
         <w:color w:val="64748B"/>
         <w:sz w:val="16"/>
       </w:rPr>
-      <w:t>WASABI / HumanEnerDIA / OVOS-EnMS | Skill Documentation | Version 1.0 | 2026-06-08</w:t>
+      <w:t>WASABI / HumanEnerDIA / OVOS-EnMS | Skill Documentation | Version 1.1 | 2026-06-09</w:t>
     </w:r>
   </w:p>
 </w:ftr>

--- a/docs/final-delivery/Skill Documentation.docx
+++ b/docs/final-delivery/Skill Documentation.docx
@@ -361,6 +361,11 @@
         <w:t>Key configuration includes ENMS_API_URL, OVOS_BRIDGE_PORT, STRUCTURED_RESPONSE_GRACE_SECONDS, OVOS_TTS_ENABLED, LOG_LEVEL, OVOS_CONFIG_PATH, and XDG_CONFIG_HOME. Skill-level settings include enms_api_base_url, llm_model_path, confidence_threshold, and progress feedback options.</w:t>
       </w:r>
     </w:p>
+    <w:p>
+      <w:r>
+        <w:t>The table below summarizes the runtime configuration points that determine how OVOS connects to the EnMS backend.</w:t>
+      </w:r>
+    </w:p>
     <w:tbl>
       <w:tblPr>
         <w:tblStyle w:val="TableGrid"/>
@@ -654,6 +659,11 @@
     </w:tbl>
     <w:p/>
     <w:p>
+      <w:r>
+        <w:t>Correct backend URL configuration is central to OVOS readiness: the assistant can answer operational questions only when it can reach the EnMS-compatible API.</w:t>
+      </w:r>
+    </w:p>
+    <w:p>
       <w:pPr>
         <w:pStyle w:val="Heading1"/>
       </w:pPr>
@@ -664,6 +674,11 @@
     <w:p>
       <w:r>
         <w:t>The configuration items below are taken from the OVOS-EnMS Dockerfile, Compose file, settings files, bridge, and validator. They are operational settings, not secrets; actual runtime values should still be reviewed in the deployed environment.</w:t>
+      </w:r>
+    </w:p>
+    <w:p>
+      <w:r>
+        <w:t>The configuration table groups environment-driven settings without exposing private runtime values.</w:t>
       </w:r>
     </w:p>
     <w:tbl>
@@ -1224,6 +1239,11 @@
     </w:tbl>
     <w:p/>
     <w:p>
+      <w:r>
+        <w:t>Together, these settings define how the assistant connects, listens, validates, and optionally uses fallback parsing. Runtime values should be controlled by the deployment owner.</w:t>
+      </w:r>
+    </w:p>
+    <w:p>
       <w:pPr>
         <w:pStyle w:val="Heading1"/>
       </w:pPr>
@@ -1305,6 +1325,11 @@
     <w:p>
       <w:r>
         <w:t>The active IntentType enum and skill handlers show the supported query families below. This table is not a guarantee that every phrasing is understood; it identifies implemented categories in the skill code.</w:t>
+      </w:r>
+    </w:p>
+    <w:p>
+      <w:r>
+        <w:t>The intent family table explains the categories of operational questions represented in the skill code.</w:t>
       </w:r>
     </w:p>
     <w:tbl>
@@ -1922,6 +1947,11 @@
     </w:tbl>
     <w:p/>
     <w:p>
+      <w:r>
+        <w:t>The intent families show broad operational coverage while still depending on parser confidence, backend data, and machine names present in the target system.</w:t>
+      </w:r>
+    </w:p>
+    <w:p>
       <w:pPr>
         <w:pStyle w:val="Heading1"/>
       </w:pPr>
@@ -1937,6 +1967,11 @@
     <w:p>
       <w:r>
         <w:t>The active parser code includes patterns for production, anomaly detection, forecasts, KPIs, performance, baselines, driver analysis, SEUs, rankings, factory overview, status, power, and related query types. Adapt vocabulary registers machine names, spoken number variants, energy/power/status/cost/KPI/factory/comparison/time/forecast/anomaly/help terms and more.</w:t>
+      </w:r>
+    </w:p>
+    <w:p>
+      <w:r>
+        <w:t>The parser table shows the ordered routing strategy from fast deterministic handling to optional fallback parsing.</w:t>
       </w:r>
     </w:p>
     <w:tbl>
@@ -2179,6 +2214,11 @@
     </w:tbl>
     <w:p/>
     <w:p>
+      <w:r>
+        <w:t>This layered routing model keeps common questions fast and deterministic, while optional fallback parsing expands coverage when properly configured.</w:t>
+      </w:r>
+    </w:p>
+    <w:p>
       <w:pPr>
         <w:pStyle w:val="Heading1"/>
       </w:pPr>
@@ -2212,6 +2252,11 @@
     <w:p>
       <w:r>
         <w:t>Client methods cover health, stats, machines, time series, top consumers, anomalies, KPIs, performance opportunities, action plans, forecasts, baseline models/explanations, SEU/energy-source data, reports, and ISO 50001 EnPI/action-plan endpoints. The production path remains HumanEnerDIA-compatible API usage.</w:t>
+      </w:r>
+    </w:p>
+    <w:p>
+      <w:r>
+        <w:t>The backend-client table shows the EnMS API areas the skill can call after parsing and validation.</w:t>
       </w:r>
     </w:p>
     <w:tbl>
@@ -2507,6 +2552,11 @@
     </w:tbl>
     <w:p/>
     <w:p>
+      <w:r>
+        <w:t>The client layer is the bridge between language understanding and EnMS data. Its retry behavior helps with transient backend issues without hiding persistent configuration errors.</w:t>
+      </w:r>
+    </w:p>
+    <w:p>
       <w:pPr>
         <w:pStyle w:val="Heading1"/>
       </w:pPr>
@@ -2516,7 +2566,12 @@
     </w:p>
     <w:p>
       <w:r>
-        <w:t>This mapping connects natural-language intent families to backend client methods and the HumanEnerDIA-compatible API areas they use. It should be used as an implementation map, not as a promise that every possible natural-language phrasing is accepted.</w:t>
+        <w:t>This mapping connects natural-language intent families to backend client methods and the HumanEnerDIA-compatible API areas they use. It defines implementation traceability; accepted phrasing still depends on parser coverage, validation, backend data, and deployment health.</w:t>
+      </w:r>
+    </w:p>
+    <w:p>
+      <w:r>
+        <w:t>This mapping connects natural-language categories to backend methods and API areas for implementation traceability.</w:t>
       </w:r>
     </w:p>
     <w:tbl>
@@ -3311,6 +3366,11 @@
     </w:tbl>
     <w:p/>
     <w:p>
+      <w:r>
+        <w:t>The mapping gives integrators a practical checklist for adapter compatibility when connecting OVOS to another EnMS backend.</w:t>
+      </w:r>
+    </w:p>
+    <w:p>
       <w:pPr>
         <w:pStyle w:val="Heading1"/>
       </w:pPr>
@@ -3339,6 +3399,11 @@
     <w:p>
       <w:r>
         <w:t>The examples below are representative of implemented intent categories and handler/parser coverage. Exact results depend on available machines, backend data, current telemetry, and deployment health.</w:t>
+      </w:r>
+    </w:p>
+    <w:p>
+      <w:r>
+        <w:t>The example table provides representative phrases that illustrate supported query families and expected usage patterns.</w:t>
       </w:r>
     </w:p>
     <w:tbl>
@@ -3882,6 +3947,11 @@
     </w:tbl>
     <w:p/>
     <w:p>
+      <w:r>
+        <w:t>The examples should be used as smoke-test and training phrases, with expected answers determined by the data currently available in the EnMS backend.</w:t>
+      </w:r>
+    </w:p>
+    <w:p>
       <w:pPr>
         <w:pStyle w:val="Heading1"/>
       </w:pPr>
@@ -3910,6 +3980,11 @@
     <w:p>
       <w:r>
         <w:t>The assistant layer should be represented as conservative. Parser/validator failures, missing machines, backend errors, and missing optional LLM dependencies should result in clarification or failure responses rather than fabricated energy data.</w:t>
+      </w:r>
+    </w:p>
+    <w:p>
+      <w:r>
+        <w:t>The failure table explains how the assistant should behave when parsing, validation, backend connectivity, or optional components are unavailable.</w:t>
       </w:r>
     </w:p>
     <w:tbl>
@@ -4231,6 +4306,11 @@
     </w:tbl>
     <w:p/>
     <w:p>
+      <w:r>
+        <w:t>The failure behavior supports trustworthy operation: unclear or unsupported inputs should lead to clarification or explicit failure rather than fabricated operational values.</w:t>
+      </w:r>
+    </w:p>
+    <w:p>
       <w:pPr>
         <w:pStyle w:val="Heading1"/>
       </w:pPr>
@@ -4240,7 +4320,12 @@
     </w:p>
     <w:p>
       <w:r>
-        <w:t>The following items should be reviewed before stakeholder distribution. They are documented to avoid overstating the current implementation.</w:t>
+        <w:t>This section summarizes the current validation status, scope boundaries, and operational considerations for the delivered system.</w:t>
+      </w:r>
+    </w:p>
+    <w:p>
+      <w:r>
+        <w:t>The limitations table defines scope boundaries that affect validation, audit use, optional assistant behavior, and production readiness.</w:t>
       </w:r>
     </w:p>
     <w:tbl>
@@ -4326,7 +4411,7 @@
                 <w:b w:val="0"/>
                 <w:sz w:val="17"/>
               </w:rPr>
-              <w:t>This documentation package records compose validation. Live health checks require a running deployment and are not implied unless run separately.</w:t>
+              <w:t>Compose validation is confirmed where stated. Live health checks are deployment-specific and require a running target environment.</w:t>
             </w:r>
           </w:p>
         </w:tc>
@@ -4474,7 +4559,7 @@
                 <w:b w:val="0"/>
                 <w:sz w:val="17"/>
               </w:rPr>
-              <w:t>V2 report code is implemented, but some service calculations use derived/proportional or placeholder values; final stakeholders should review report semantics before audit use.</w:t>
+              <w:t>V2 report code is implemented, but some service calculations use derived, proportional, or placeholder values. Formal audit use requires independent validation of formulas, source data, tariff factors, carbon factors, and generated report semantics.</w:t>
             </w:r>
           </w:p>
         </w:tc>
@@ -4562,6 +4647,11 @@
     </w:tbl>
     <w:p/>
     <w:p>
+      <w:r>
+        <w:t>Together, these points define the verified scope of the current delivery and the operational responsibilities required before production use. They preserve a clear distinction between implemented capability, deployment configuration, and assurance activities that belong to the target operating environment.</w:t>
+      </w:r>
+    </w:p>
+    <w:p>
       <w:pPr>
         <w:pStyle w:val="Heading1"/>
       </w:pPr>
@@ -4572,6 +4662,11 @@
     <w:p>
       <w:r>
         <w:t>The table below lists the main source material used for this document. It is not a full file inventory; it identifies the sources behind the material claims.</w:t>
+      </w:r>
+    </w:p>
+    <w:p>
+      <w:r>
+        <w:t>The source reference table links the document's major claims to the tracked files or validation evidence used to support them.</w:t>
       </w:r>
     </w:p>
     <w:tbl>
@@ -4892,6 +4987,11 @@
       </w:tr>
     </w:tbl>
     <w:p/>
+    <w:p>
+      <w:r>
+        <w:t>These references provide traceability for technical claims. They are intended to support maintenance and verification without exposing secrets or local runtime state.</w:t>
+      </w:r>
+    </w:p>
     <w:sectPr>
       <w:footerReference w:type="default" r:id="rId10"/>
       <w:pgSz w:w="12240" w:h="15840"/>
